--- a/Curso_CSharp/Mapas Endpoints/Plan Modulo de Gestion del Gimnasio Rangos Horarios.docx
+++ b/Curso_CSharp/Mapas Endpoints/Plan Modulo de Gestion del Gimnasio Rangos Horarios.docx
@@ -173,7 +173,7 @@
           <w:sz w:val="24"/>
         </w:rPr>
         <w:drawing>
-          <wp:anchor distT="0" distB="0" distL="114300" distR="114300" simplePos="0" relativeHeight="251658240" behindDoc="0" locked="0" layoutInCell="1" allowOverlap="1" wp14:anchorId="47647070" wp14:editId="0B12CF6F">
+          <wp:anchor distT="0" distB="0" distL="114300" distR="114300" simplePos="0" relativeHeight="251658240" behindDoc="0" locked="0" layoutInCell="1" allowOverlap="1" wp14:anchorId="47647070" wp14:editId="2D1264AD">
             <wp:simplePos x="0" y="0"/>
             <wp:positionH relativeFrom="margin">
               <wp:posOffset>-960120</wp:posOffset>
@@ -1003,6 +1003,7 @@
         <w:spacing w:before="150" w:after="150" w:line="240" w:lineRule="auto"/>
         <w:rPr>
           <w:b/>
+          <w:strike/>
           <w:sz w:val="24"/>
         </w:rPr>
       </w:pPr>
@@ -1033,6 +1034,7 @@
       <w:r>
         <w:rPr>
           <w:b/>
+          <w:strike/>
           <w:sz w:val="24"/>
         </w:rPr>
         <w:t xml:space="preserve"> </w:t>
@@ -1040,6 +1042,7 @@
       <w:r>
         <w:rPr>
           <w:b/>
+          <w:strike/>
           <w:sz w:val="24"/>
         </w:rPr>
         <w:t>Rangos Horarios</w:t>
@@ -1047,6 +1050,7 @@
       <w:r>
         <w:rPr>
           <w:b/>
+          <w:strike/>
           <w:sz w:val="24"/>
         </w:rPr>
         <w:t>:</w:t>
@@ -1061,582 +1065,256 @@
         </w:numPr>
         <w:rPr>
           <w:bCs/>
-          <w:sz w:val="24"/>
-        </w:rPr>
-      </w:pPr>
-      <w:r>
-        <w:rPr>
-          <w:bCs/>
-          <w:sz w:val="24"/>
-        </w:rPr>
-        <w:t>GET api/</w:t>
-      </w:r>
-      <w:proofErr w:type="spellStart"/>
-      <w:r>
-        <w:rPr>
-          <w:bCs/>
-          <w:sz w:val="24"/>
-        </w:rPr>
-        <w:t>DiaRangoHorario</w:t>
-      </w:r>
-      <w:proofErr w:type="spellEnd"/>
-      <w:r>
-        <w:rPr>
-          <w:bCs/>
-          <w:sz w:val="24"/>
-        </w:rPr>
-        <w:t xml:space="preserve">/grilla </w:t>
-      </w:r>
-      <w:r>
-        <w:rPr>
-          <w:bCs/>
-          <w:sz w:val="24"/>
-        </w:rPr>
-        <w:sym w:font="Wingdings" w:char="F0E0"/>
-      </w:r>
-      <w:r>
-        <w:rPr>
-          <w:bCs/>
-          <w:sz w:val="24"/>
-        </w:rPr>
-        <w:t xml:space="preserve"> RES: </w:t>
-      </w:r>
-      <w:proofErr w:type="spellStart"/>
-      <w:r>
-        <w:rPr>
-          <w:bCs/>
-          <w:sz w:val="24"/>
-        </w:rPr>
-        <w:t>IEnumerable</w:t>
-      </w:r>
-      <w:proofErr w:type="spellEnd"/>
-      <w:r>
-        <w:rPr>
-          <w:bCs/>
-          <w:sz w:val="24"/>
-        </w:rPr>
-        <w:t>&lt;</w:t>
-      </w:r>
-      <w:proofErr w:type="spellStart"/>
-      <w:r>
-        <w:rPr>
-          <w:bCs/>
-          <w:sz w:val="24"/>
-        </w:rPr>
-        <w:t>GrillaDiaRangoHorarioDto</w:t>
-      </w:r>
-      <w:proofErr w:type="spellEnd"/>
-      <w:r>
-        <w:rPr>
-          <w:bCs/>
-          <w:sz w:val="24"/>
-        </w:rPr>
-        <w:t>&gt;</w:t>
-      </w:r>
-      <w:r>
-        <w:rPr>
-          <w:bCs/>
-          <w:sz w:val="24"/>
-        </w:rPr>
-        <w:t xml:space="preserve"> </w:t>
-      </w:r>
-      <w:r>
-        <w:rPr>
-          <w:bCs/>
-          <w:sz w:val="24"/>
-        </w:rPr>
-        <w:sym w:font="Wingdings" w:char="F0E0"/>
-      </w:r>
-      <w:r>
-        <w:rPr>
-          <w:bCs/>
-          <w:sz w:val="24"/>
-        </w:rPr>
-        <w:t xml:space="preserve"> Front: </w:t>
-      </w:r>
-      <w:r>
-        <w:rPr>
-          <w:bCs/>
-          <w:sz w:val="24"/>
-        </w:rPr>
-        <w:t>Se arma</w:t>
-      </w:r>
-      <w:r>
-        <w:rPr>
-          <w:bCs/>
-          <w:sz w:val="24"/>
-        </w:rPr>
-        <w:t xml:space="preserve">n 2 </w:t>
-      </w:r>
-      <w:r>
-        <w:rPr>
-          <w:bCs/>
-          <w:sz w:val="24"/>
-        </w:rPr>
-        <w:t>grilla</w:t>
-      </w:r>
-      <w:r>
-        <w:rPr>
-          <w:bCs/>
-          <w:sz w:val="24"/>
-        </w:rPr>
-        <w:t xml:space="preserve">s, una grilla </w:t>
-      </w:r>
-      <w:r>
-        <w:rPr>
-          <w:bCs/>
-          <w:sz w:val="24"/>
-        </w:rPr>
-        <w:t>arriba tiene una navegación de botones, estos botones tienen los días de la semana</w:t>
-      </w:r>
-      <w:r>
-        <w:rPr>
-          <w:bCs/>
-          <w:sz w:val="24"/>
-        </w:rPr>
-        <w:t>, en</w:t>
-      </w:r>
-      <w:r>
-        <w:rPr>
-          <w:bCs/>
-          <w:sz w:val="24"/>
-        </w:rPr>
-        <w:t xml:space="preserve"> la </w:t>
-      </w:r>
-      <w:r>
-        <w:rPr>
-          <w:bCs/>
-          <w:sz w:val="24"/>
-        </w:rPr>
-        <w:t xml:space="preserve">Grilla </w:t>
-      </w:r>
-      <w:r>
-        <w:rPr>
-          <w:bCs/>
-          <w:sz w:val="24"/>
-        </w:rPr>
-        <w:t>se carga los</w:t>
-      </w:r>
-      <w:r>
-        <w:rPr>
-          <w:bCs/>
-          <w:sz w:val="24"/>
-        </w:rPr>
-        <w:t xml:space="preserve"> Rango Horarios </w:t>
-      </w:r>
-      <w:r>
-        <w:rPr>
-          <w:bCs/>
-          <w:sz w:val="24"/>
-        </w:rPr>
-        <w:t xml:space="preserve">del día indicado en el botón </w:t>
-      </w:r>
-      <w:r>
-        <w:rPr>
-          <w:bCs/>
-          <w:sz w:val="24"/>
-        </w:rPr>
-        <w:lastRenderedPageBreak/>
-        <w:t>(por defecto, el día actual</w:t>
-      </w:r>
-      <w:r>
-        <w:rPr>
-          <w:bCs/>
-          <w:sz w:val="24"/>
-        </w:rPr>
-        <w:t>)</w:t>
-      </w:r>
-      <w:r>
-        <w:rPr>
-          <w:bCs/>
-          <w:sz w:val="24"/>
-        </w:rPr>
-        <w:t xml:space="preserve">. La otra grilla tiene los Entrenadores que ya fueron asignados en ese rango horario para ese </w:t>
-      </w:r>
-      <w:proofErr w:type="spellStart"/>
-      <w:r>
-        <w:rPr>
-          <w:bCs/>
-          <w:sz w:val="24"/>
-        </w:rPr>
-        <w:t>dia</w:t>
-      </w:r>
-      <w:proofErr w:type="spellEnd"/>
-      <w:r>
-        <w:rPr>
-          <w:bCs/>
-          <w:sz w:val="24"/>
-        </w:rPr>
-        <w:t>.</w:t>
-      </w:r>
-      <w:r>
-        <w:rPr>
-          <w:bCs/>
-          <w:sz w:val="24"/>
-        </w:rPr>
-        <w:t xml:space="preserve"> </w:t>
-      </w:r>
-      <w:r>
-        <w:rPr>
-          <w:bCs/>
-          <w:sz w:val="24"/>
-        </w:rPr>
-        <w:sym w:font="Wingdings" w:char="F0E0"/>
-      </w:r>
-      <w:r>
-        <w:rPr>
-          <w:bCs/>
-          <w:sz w:val="24"/>
-        </w:rPr>
-        <w:t xml:space="preserve"> Usuario: selecciona un rango horario para </w:t>
-      </w:r>
-      <w:r>
-        <w:rPr>
-          <w:bCs/>
-          <w:sz w:val="24"/>
-        </w:rPr>
-        <w:t>asignar</w:t>
-      </w:r>
-      <w:r>
-        <w:rPr>
-          <w:bCs/>
-          <w:sz w:val="24"/>
-        </w:rPr>
-        <w:t xml:space="preserve">le </w:t>
-      </w:r>
-      <w:r>
-        <w:rPr>
-          <w:bCs/>
-          <w:sz w:val="24"/>
-        </w:rPr>
-        <w:t>Entrenador</w:t>
-      </w:r>
-      <w:r>
-        <w:rPr>
-          <w:bCs/>
-          <w:sz w:val="24"/>
-        </w:rPr>
-        <w:t>/</w:t>
-      </w:r>
-      <w:r>
-        <w:rPr>
-          <w:bCs/>
-          <w:sz w:val="24"/>
-        </w:rPr>
-        <w:t>es</w:t>
-      </w:r>
-      <w:r>
-        <w:rPr>
-          <w:bCs/>
-          <w:sz w:val="24"/>
-        </w:rPr>
-        <w:t>,</w:t>
-      </w:r>
-      <w:r>
-        <w:rPr>
-          <w:bCs/>
-          <w:sz w:val="24"/>
-        </w:rPr>
-        <w:t xml:space="preserve"> Desactivar</w:t>
-      </w:r>
-      <w:r>
-        <w:rPr>
-          <w:bCs/>
-          <w:sz w:val="24"/>
-        </w:rPr>
-        <w:t xml:space="preserve">/Activar los mismos, o actualizar </w:t>
-      </w:r>
-      <w:proofErr w:type="spellStart"/>
-      <w:r>
-        <w:rPr>
-          <w:bCs/>
-          <w:sz w:val="24"/>
-        </w:rPr>
-        <w:t>observacioes</w:t>
-      </w:r>
-      <w:proofErr w:type="spellEnd"/>
-      <w:r>
-        <w:rPr>
-          <w:bCs/>
-          <w:sz w:val="24"/>
-        </w:rPr>
-        <w:t>.</w:t>
-      </w:r>
-    </w:p>
-    <w:p>
-      <w:pPr>
-        <w:pStyle w:val="Prrafodelista"/>
-        <w:numPr>
-          <w:ilvl w:val="0"/>
-          <w:numId w:val="6"/>
-        </w:numPr>
-        <w:rPr>
-          <w:bCs/>
-          <w:sz w:val="24"/>
-        </w:rPr>
-      </w:pPr>
-      <w:r>
-        <w:rPr>
-          <w:bCs/>
-          <w:sz w:val="24"/>
-        </w:rPr>
-        <w:t>GET api/</w:t>
-      </w:r>
-      <w:proofErr w:type="spellStart"/>
-      <w:r>
-        <w:rPr>
-          <w:bCs/>
-          <w:sz w:val="24"/>
-        </w:rPr>
-        <w:t>PersonaResponsable</w:t>
-      </w:r>
-      <w:proofErr w:type="spellEnd"/>
-      <w:r>
-        <w:rPr>
-          <w:bCs/>
-          <w:sz w:val="24"/>
-        </w:rPr>
-        <w:t xml:space="preserve">/entrenadores </w:t>
-      </w:r>
-      <w:r>
-        <w:rPr>
-          <w:bCs/>
-          <w:sz w:val="24"/>
-        </w:rPr>
-        <w:sym w:font="Wingdings" w:char="F0E0"/>
-      </w:r>
-      <w:r>
-        <w:rPr>
-          <w:bCs/>
-          <w:sz w:val="24"/>
-        </w:rPr>
-        <w:t xml:space="preserve"> REQ: </w:t>
-      </w:r>
-      <w:proofErr w:type="spellStart"/>
-      <w:r>
-        <w:rPr>
-          <w:bCs/>
-          <w:sz w:val="24"/>
-        </w:rPr>
-        <w:t>IEnumerable</w:t>
-      </w:r>
-      <w:proofErr w:type="spellEnd"/>
-      <w:r>
-        <w:rPr>
-          <w:bCs/>
-          <w:sz w:val="24"/>
-        </w:rPr>
-        <w:t xml:space="preserve">&lt;PersonaResponsableDto&gt; </w:t>
-      </w:r>
-      <w:r>
-        <w:rPr>
-          <w:bCs/>
-          <w:sz w:val="24"/>
-        </w:rPr>
-        <w:sym w:font="Wingdings" w:char="F0E0"/>
-      </w:r>
-      <w:r>
-        <w:rPr>
-          <w:bCs/>
-          <w:sz w:val="24"/>
-        </w:rPr>
-        <w:t xml:space="preserve"> Front: </w:t>
-      </w:r>
-      <w:r>
-        <w:rPr>
-          <w:bCs/>
-          <w:sz w:val="24"/>
-        </w:rPr>
-        <w:t xml:space="preserve">3era grilla ubicada en el </w:t>
-      </w:r>
-      <w:proofErr w:type="spellStart"/>
-      <w:r>
-        <w:rPr>
-          <w:bCs/>
-          <w:sz w:val="24"/>
-        </w:rPr>
-        <w:t>form</w:t>
-      </w:r>
-      <w:proofErr w:type="spellEnd"/>
-      <w:r>
-        <w:rPr>
-          <w:bCs/>
-          <w:sz w:val="24"/>
-        </w:rPr>
-        <w:t xml:space="preserve"> que contiene una </w:t>
-      </w:r>
-      <w:r>
-        <w:rPr>
-          <w:bCs/>
-          <w:sz w:val="24"/>
-        </w:rPr>
-        <w:t>l</w:t>
-      </w:r>
-      <w:r>
-        <w:rPr>
-          <w:bCs/>
-          <w:sz w:val="24"/>
-        </w:rPr>
-        <w:t xml:space="preserve">ista de entrenadores para </w:t>
-      </w:r>
-      <w:r>
-        <w:rPr>
-          <w:bCs/>
-          <w:sz w:val="24"/>
-        </w:rPr>
-        <w:t xml:space="preserve">que con el botón ”+” </w:t>
-      </w:r>
-      <w:r>
-        <w:rPr>
-          <w:bCs/>
-          <w:sz w:val="24"/>
-        </w:rPr>
-        <w:t xml:space="preserve">asignarlos a un </w:t>
-      </w:r>
-      <w:proofErr w:type="spellStart"/>
-      <w:r>
-        <w:rPr>
-          <w:bCs/>
-          <w:sz w:val="24"/>
-        </w:rPr>
-        <w:t>DiaRangoHorario</w:t>
-      </w:r>
-      <w:proofErr w:type="spellEnd"/>
-      <w:r>
-        <w:rPr>
-          <w:bCs/>
-          <w:sz w:val="24"/>
-        </w:rPr>
-        <w:t>.</w:t>
-      </w:r>
-    </w:p>
-    <w:p>
-      <w:pPr>
-        <w:pStyle w:val="Prrafodelista"/>
-        <w:numPr>
-          <w:ilvl w:val="0"/>
-          <w:numId w:val="6"/>
-        </w:numPr>
-        <w:rPr>
-          <w:bCs/>
-          <w:sz w:val="24"/>
-        </w:rPr>
-      </w:pPr>
-      <w:r>
-        <w:rPr>
-          <w:bCs/>
-          <w:sz w:val="24"/>
-        </w:rPr>
-        <w:t>POST api/</w:t>
-      </w:r>
-      <w:proofErr w:type="spellStart"/>
-      <w:r>
-        <w:rPr>
-          <w:bCs/>
-          <w:sz w:val="24"/>
-        </w:rPr>
-        <w:t>DiaRangoHorario</w:t>
-      </w:r>
-      <w:proofErr w:type="spellEnd"/>
-      <w:r>
-        <w:rPr>
-          <w:bCs/>
-          <w:sz w:val="24"/>
-        </w:rPr>
-        <w:t>/</w:t>
-      </w:r>
-      <w:r>
-        <w:rPr>
-          <w:bCs/>
-          <w:sz w:val="24"/>
-        </w:rPr>
-        <w:t>asignar-responsable</w:t>
-      </w:r>
-      <w:r>
-        <w:rPr>
-          <w:bCs/>
-          <w:sz w:val="24"/>
-        </w:rPr>
-        <w:t xml:space="preserve"> </w:t>
-      </w:r>
-      <w:r>
-        <w:rPr>
-          <w:bCs/>
-          <w:sz w:val="24"/>
-        </w:rPr>
-        <w:sym w:font="Wingdings" w:char="F0E0"/>
-      </w:r>
-      <w:r>
-        <w:rPr>
-          <w:bCs/>
-          <w:sz w:val="24"/>
-        </w:rPr>
-        <w:t xml:space="preserve"> RES: </w:t>
-      </w:r>
-      <w:proofErr w:type="spellStart"/>
-      <w:r>
-        <w:rPr>
-          <w:bCs/>
-          <w:sz w:val="24"/>
-        </w:rPr>
-        <w:t>DiaRangoHorarioResponsableInsertDto</w:t>
-      </w:r>
-      <w:proofErr w:type="spellEnd"/>
-      <w:r>
-        <w:rPr>
-          <w:bCs/>
-          <w:sz w:val="24"/>
-        </w:rPr>
-        <w:t xml:space="preserve"> </w:t>
-      </w:r>
-      <w:r>
-        <w:rPr>
-          <w:bCs/>
-          <w:sz w:val="24"/>
-        </w:rPr>
-        <w:sym w:font="Wingdings" w:char="F0E0"/>
-      </w:r>
-      <w:r>
-        <w:rPr>
-          <w:bCs/>
-          <w:sz w:val="24"/>
-        </w:rPr>
-        <w:t xml:space="preserve"> Front:</w:t>
-      </w:r>
+          <w:strike/>
+          <w:sz w:val="24"/>
+        </w:rPr>
+      </w:pPr>
       <w:r>
         <w:rPr>
           <w:rFonts w:ascii="Cascadia Mono" w:eastAsia="Times New Roman" w:hAnsi="Cascadia Mono" w:cs="Courier New"/>
-          <w:color w:val="008000"/>
+          <w:strike/>
+          <w:color w:val="000000"/>
           <w:sz w:val="18"/>
           <w:szCs w:val="18"/>
           <w:lang w:eastAsia="es-AR"/>
         </w:rPr>
+        <w:t>[</w:t>
+      </w:r>
+      <w:proofErr w:type="spellStart"/>
+      <w:r>
+        <w:rPr>
+          <w:rFonts w:ascii="Cascadia Mono" w:eastAsia="Times New Roman" w:hAnsi="Cascadia Mono" w:cs="Courier New"/>
+          <w:strike/>
+          <w:color w:val="2B91AF"/>
+          <w:sz w:val="18"/>
+          <w:szCs w:val="18"/>
+          <w:lang w:eastAsia="es-AR"/>
+        </w:rPr>
+        <w:t>Authorize</w:t>
+      </w:r>
+      <w:proofErr w:type="spellEnd"/>
+      <w:r>
+        <w:rPr>
+          <w:rFonts w:ascii="Cascadia Mono" w:eastAsia="Times New Roman" w:hAnsi="Cascadia Mono" w:cs="Courier New"/>
+          <w:strike/>
+          <w:color w:val="000000"/>
+          <w:sz w:val="18"/>
+          <w:szCs w:val="18"/>
+          <w:lang w:eastAsia="es-AR"/>
+        </w:rPr>
+        <w:t>]</w:t>
+      </w:r>
+      <w:r>
+        <w:rPr>
+          <w:rFonts w:ascii="Cascadia Mono" w:eastAsia="Times New Roman" w:hAnsi="Cascadia Mono" w:cs="Courier New"/>
+          <w:strike/>
+          <w:color w:val="000000"/>
+          <w:sz w:val="18"/>
+          <w:szCs w:val="18"/>
+          <w:lang w:eastAsia="es-AR"/>
+        </w:rPr>
         <w:t xml:space="preserve"> </w:t>
       </w:r>
       <w:r>
-        <w:t>Botón</w:t>
-      </w:r>
-      <w:r>
-        <w:t xml:space="preserve"> Guardar que al hacerle clic se </w:t>
-      </w:r>
-      <w:r>
-        <w:rPr>
-          <w:bCs/>
-          <w:sz w:val="24"/>
-        </w:rPr>
-        <w:t>a</w:t>
-      </w:r>
-      <w:r>
-        <w:rPr>
-          <w:bCs/>
-          <w:sz w:val="24"/>
-        </w:rPr>
-        <w:t xml:space="preserve">signa un entrenador a un </w:t>
-      </w:r>
-      <w:proofErr w:type="spellStart"/>
-      <w:r>
-        <w:rPr>
-          <w:bCs/>
+        <w:rPr>
+          <w:bCs/>
+          <w:strike/>
+          <w:sz w:val="24"/>
+        </w:rPr>
+        <w:t>GET api/</w:t>
+      </w:r>
+      <w:proofErr w:type="spellStart"/>
+      <w:r>
+        <w:rPr>
+          <w:bCs/>
+          <w:strike/>
+          <w:sz w:val="24"/>
+        </w:rPr>
+        <w:t>DiaRangoHorario</w:t>
+      </w:r>
+      <w:proofErr w:type="spellEnd"/>
+      <w:r>
+        <w:rPr>
+          <w:bCs/>
+          <w:strike/>
+          <w:sz w:val="24"/>
+        </w:rPr>
+        <w:t xml:space="preserve">/grilla </w:t>
+      </w:r>
+      <w:r>
+        <w:rPr>
+          <w:strike/>
+        </w:rPr>
+        <w:sym w:font="Wingdings" w:char="F0E0"/>
+      </w:r>
+      <w:r>
+        <w:rPr>
+          <w:bCs/>
+          <w:strike/>
+          <w:sz w:val="24"/>
+        </w:rPr>
+        <w:t xml:space="preserve"> RES: </w:t>
+      </w:r>
+      <w:proofErr w:type="spellStart"/>
+      <w:r>
+        <w:rPr>
+          <w:bCs/>
+          <w:strike/>
+          <w:sz w:val="24"/>
+        </w:rPr>
+        <w:t>IEnumerable</w:t>
+      </w:r>
+      <w:proofErr w:type="spellEnd"/>
+      <w:r>
+        <w:rPr>
+          <w:bCs/>
+          <w:strike/>
+          <w:sz w:val="24"/>
+        </w:rPr>
+        <w:t>&lt;</w:t>
+      </w:r>
+      <w:proofErr w:type="spellStart"/>
+      <w:r>
+        <w:rPr>
+          <w:bCs/>
+          <w:strike/>
+          <w:sz w:val="24"/>
+        </w:rPr>
+        <w:t>GrillaDiaRangoHorarioDto</w:t>
+      </w:r>
+      <w:proofErr w:type="spellEnd"/>
+      <w:r>
+        <w:rPr>
+          <w:bCs/>
+          <w:strike/>
+          <w:sz w:val="24"/>
+        </w:rPr>
+        <w:t xml:space="preserve">&gt; </w:t>
+      </w:r>
+      <w:r>
+        <w:rPr>
+          <w:strike/>
+        </w:rPr>
+        <w:sym w:font="Wingdings" w:char="F0E0"/>
+      </w:r>
+      <w:r>
+        <w:rPr>
+          <w:bCs/>
+          <w:strike/>
+          <w:sz w:val="24"/>
+        </w:rPr>
+        <w:t xml:space="preserve"> Front: </w:t>
+      </w:r>
+      <w:r>
+        <w:rPr>
+          <w:bCs/>
+          <w:strike/>
+          <w:sz w:val="24"/>
+        </w:rPr>
+        <w:t>Se arma</w:t>
+      </w:r>
+      <w:r>
+        <w:rPr>
+          <w:bCs/>
+          <w:strike/>
+          <w:sz w:val="24"/>
+        </w:rPr>
+        <w:t xml:space="preserve">n 2 </w:t>
+      </w:r>
+      <w:r>
+        <w:rPr>
+          <w:bCs/>
+          <w:strike/>
+          <w:sz w:val="24"/>
+        </w:rPr>
+        <w:t>grilla</w:t>
+      </w:r>
+      <w:r>
+        <w:rPr>
+          <w:bCs/>
+          <w:strike/>
+          <w:sz w:val="24"/>
+        </w:rPr>
+        <w:t xml:space="preserve">s, una grilla </w:t>
+      </w:r>
+      <w:r>
+        <w:rPr>
+          <w:bCs/>
+          <w:strike/>
+          <w:sz w:val="24"/>
+        </w:rPr>
+        <w:t>arriba tiene una navegación de botones, estos botones tienen los días de la semana</w:t>
+      </w:r>
+      <w:r>
+        <w:rPr>
+          <w:bCs/>
+          <w:strike/>
+          <w:sz w:val="24"/>
+        </w:rPr>
+        <w:t>, en</w:t>
+      </w:r>
+      <w:r>
+        <w:rPr>
+          <w:bCs/>
+          <w:strike/>
+          <w:sz w:val="24"/>
+        </w:rPr>
+        <w:t xml:space="preserve"> la </w:t>
+      </w:r>
+      <w:r>
+        <w:rPr>
+          <w:bCs/>
+          <w:strike/>
+          <w:sz w:val="24"/>
+        </w:rPr>
+        <w:t xml:space="preserve">Grilla </w:t>
+      </w:r>
+      <w:r>
+        <w:rPr>
+          <w:bCs/>
+          <w:strike/>
+          <w:sz w:val="24"/>
+        </w:rPr>
+        <w:t>se carga los</w:t>
+      </w:r>
+      <w:r>
+        <w:rPr>
+          <w:bCs/>
+          <w:strike/>
+          <w:sz w:val="24"/>
+        </w:rPr>
+        <w:t xml:space="preserve"> Rango Horarios </w:t>
+      </w:r>
+      <w:r>
+        <w:rPr>
+          <w:bCs/>
+          <w:strike/>
+          <w:sz w:val="24"/>
+        </w:rPr>
+        <w:t xml:space="preserve">del día indicado en el botón </w:t>
+      </w:r>
+      <w:r>
+        <w:rPr>
+          <w:bCs/>
+          <w:strike/>
+          <w:sz w:val="24"/>
+        </w:rPr>
+        <w:lastRenderedPageBreak/>
+        <w:t>(por defecto, el día actual)</w:t>
+      </w:r>
+      <w:r>
+        <w:rPr>
+          <w:bCs/>
+          <w:strike/>
+          <w:sz w:val="24"/>
+        </w:rPr>
+        <w:t xml:space="preserve">. La otra grilla tiene los Entrenadores que ya fueron asignados en ese rango horario para ese </w:t>
+      </w:r>
+      <w:proofErr w:type="spellStart"/>
+      <w:r>
+        <w:rPr>
+          <w:bCs/>
+          <w:strike/>
           <w:sz w:val="24"/>
         </w:rPr>
         <w:t>dia</w:t>
@@ -1645,64 +1323,111 @@
       <w:r>
         <w:rPr>
           <w:bCs/>
-          <w:sz w:val="24"/>
-        </w:rPr>
-        <w:t xml:space="preserve"> rango horario específico</w:t>
-      </w:r>
-      <w:r>
-        <w:rPr>
-          <w:bCs/>
+          <w:strike/>
+          <w:sz w:val="24"/>
+        </w:rPr>
+        <w:t>.</w:t>
+      </w:r>
+      <w:r>
+        <w:rPr>
+          <w:bCs/>
+          <w:strike/>
           <w:sz w:val="24"/>
         </w:rPr>
         <w:t xml:space="preserve"> </w:t>
       </w:r>
       <w:r>
         <w:rPr>
-          <w:bCs/>
-          <w:sz w:val="24"/>
-        </w:rPr>
-        <w:t xml:space="preserve">si previamente se agregó un entrenador con “+” en la grilla anterior </w:t>
-      </w:r>
-      <w:r>
-        <w:rPr>
-          <w:bCs/>
-          <w:sz w:val="24"/>
+          <w:strike/>
         </w:rPr>
         <w:sym w:font="Wingdings" w:char="F0E0"/>
       </w:r>
       <w:r>
         <w:rPr>
           <w:bCs/>
-          <w:sz w:val="24"/>
-        </w:rPr>
-        <w:t xml:space="preserve"> </w:t>
-      </w:r>
-      <w:r>
-        <w:rPr>
-          <w:bCs/>
-          <w:sz w:val="24"/>
-        </w:rPr>
-        <w:t>Policy</w:t>
-      </w:r>
-      <w:r>
-        <w:rPr>
-          <w:bCs/>
-          <w:sz w:val="24"/>
-        </w:rPr>
-        <w:t xml:space="preserve">: </w:t>
-      </w:r>
-      <w:proofErr w:type="spellStart"/>
-      <w:r>
-        <w:rPr>
-          <w:bCs/>
-          <w:sz w:val="24"/>
-        </w:rPr>
-        <w:t>ModificarDiaRangoHorario</w:t>
-      </w:r>
-      <w:proofErr w:type="spellEnd"/>
-      <w:r>
-        <w:rPr>
-          <w:bCs/>
+          <w:strike/>
+          <w:sz w:val="24"/>
+        </w:rPr>
+        <w:t xml:space="preserve"> Usuario: selecciona un rango horario para </w:t>
+      </w:r>
+      <w:r>
+        <w:rPr>
+          <w:bCs/>
+          <w:strike/>
+          <w:sz w:val="24"/>
+        </w:rPr>
+        <w:t>asignar</w:t>
+      </w:r>
+      <w:r>
+        <w:rPr>
+          <w:bCs/>
+          <w:strike/>
+          <w:sz w:val="24"/>
+        </w:rPr>
+        <w:t xml:space="preserve">le </w:t>
+      </w:r>
+      <w:r>
+        <w:rPr>
+          <w:bCs/>
+          <w:strike/>
+          <w:sz w:val="24"/>
+        </w:rPr>
+        <w:t>Entrenador</w:t>
+      </w:r>
+      <w:r>
+        <w:rPr>
+          <w:bCs/>
+          <w:strike/>
+          <w:sz w:val="24"/>
+        </w:rPr>
+        <w:t>/</w:t>
+      </w:r>
+      <w:r>
+        <w:rPr>
+          <w:bCs/>
+          <w:strike/>
+          <w:sz w:val="24"/>
+        </w:rPr>
+        <w:t>es</w:t>
+      </w:r>
+      <w:r>
+        <w:rPr>
+          <w:bCs/>
+          <w:strike/>
+          <w:sz w:val="24"/>
+        </w:rPr>
+        <w:t>,</w:t>
+      </w:r>
+      <w:r>
+        <w:rPr>
+          <w:bCs/>
+          <w:strike/>
+          <w:sz w:val="24"/>
+        </w:rPr>
+        <w:t xml:space="preserve"> Desactivar</w:t>
+      </w:r>
+      <w:r>
+        <w:rPr>
+          <w:bCs/>
+          <w:strike/>
+          <w:sz w:val="24"/>
+        </w:rPr>
+        <w:t xml:space="preserve">/Activar los mismos, o actualizar </w:t>
+      </w:r>
+      <w:proofErr w:type="spellStart"/>
+      <w:r>
+        <w:rPr>
+          <w:bCs/>
+          <w:strike/>
+          <w:sz w:val="24"/>
+        </w:rPr>
+        <w:t>observacioes</w:t>
+      </w:r>
+      <w:proofErr w:type="spellEnd"/>
+      <w:r>
+        <w:rPr>
+          <w:bCs/>
+          <w:strike/>
           <w:sz w:val="24"/>
         </w:rPr>
         <w:t>.</w:t>
@@ -1736,183 +1461,458 @@
         <w:spacing w:after="0" w:line="240" w:lineRule="auto"/>
         <w:rPr>
           <w:bCs/>
-          <w:sz w:val="24"/>
-        </w:rPr>
-      </w:pPr>
-      <w:r>
-        <w:rPr>
-          <w:lang w:eastAsia="es-AR"/>
-        </w:rPr>
-        <w:t>PATCH api/</w:t>
-      </w:r>
-      <w:proofErr w:type="spellStart"/>
-      <w:r>
-        <w:rPr>
-          <w:lang w:eastAsia="es-AR"/>
+          <w:strike/>
+          <w:sz w:val="24"/>
+        </w:rPr>
+      </w:pPr>
+      <w:r>
+        <w:rPr>
+          <w:rFonts w:ascii="Cascadia Mono" w:eastAsia="Times New Roman" w:hAnsi="Cascadia Mono" w:cs="Courier New"/>
+          <w:strike/>
+          <w:color w:val="000000"/>
+          <w:sz w:val="18"/>
+          <w:szCs w:val="18"/>
+          <w:lang w:eastAsia="es-AR"/>
+        </w:rPr>
+        <w:t>[</w:t>
+      </w:r>
+      <w:proofErr w:type="spellStart"/>
+      <w:r>
+        <w:rPr>
+          <w:rFonts w:ascii="Cascadia Mono" w:eastAsia="Times New Roman" w:hAnsi="Cascadia Mono" w:cs="Courier New"/>
+          <w:strike/>
+          <w:color w:val="2B91AF"/>
+          <w:sz w:val="18"/>
+          <w:szCs w:val="18"/>
+          <w:lang w:eastAsia="es-AR"/>
+        </w:rPr>
+        <w:t>Authorize</w:t>
+      </w:r>
+      <w:proofErr w:type="spellEnd"/>
+      <w:r>
+        <w:rPr>
+          <w:rFonts w:ascii="Cascadia Mono" w:eastAsia="Times New Roman" w:hAnsi="Cascadia Mono" w:cs="Courier New"/>
+          <w:strike/>
+          <w:color w:val="000000"/>
+          <w:sz w:val="18"/>
+          <w:szCs w:val="18"/>
+          <w:lang w:eastAsia="es-AR"/>
+        </w:rPr>
+        <w:t>]</w:t>
+      </w:r>
+      <w:r>
+        <w:rPr>
+          <w:rFonts w:ascii="Cascadia Mono" w:eastAsia="Times New Roman" w:hAnsi="Cascadia Mono" w:cs="Courier New"/>
+          <w:strike/>
+          <w:color w:val="000000"/>
+          <w:sz w:val="18"/>
+          <w:szCs w:val="18"/>
+          <w:lang w:eastAsia="es-AR"/>
+        </w:rPr>
+        <w:t xml:space="preserve"> </w:t>
+      </w:r>
+      <w:r>
+        <w:rPr>
+          <w:bCs/>
+          <w:strike/>
+          <w:sz w:val="24"/>
+        </w:rPr>
+        <w:t>GET api/</w:t>
+      </w:r>
+      <w:proofErr w:type="spellStart"/>
+      <w:r>
+        <w:rPr>
+          <w:bCs/>
+          <w:strike/>
+          <w:sz w:val="24"/>
+        </w:rPr>
+        <w:t>PersonaResponsable</w:t>
+      </w:r>
+      <w:proofErr w:type="spellEnd"/>
+      <w:r>
+        <w:rPr>
+          <w:bCs/>
+          <w:strike/>
+          <w:sz w:val="24"/>
+        </w:rPr>
+        <w:t xml:space="preserve">/entrenadores </w:t>
+      </w:r>
+      <w:r>
+        <w:rPr>
+          <w:strike/>
+        </w:rPr>
+        <w:sym w:font="Wingdings" w:char="F0E0"/>
+      </w:r>
+      <w:r>
+        <w:rPr>
+          <w:bCs/>
+          <w:strike/>
+          <w:sz w:val="24"/>
+        </w:rPr>
+        <w:t xml:space="preserve"> </w:t>
+      </w:r>
+      <w:r>
+        <w:rPr>
+          <w:bCs/>
+          <w:strike/>
+          <w:sz w:val="24"/>
+        </w:rPr>
+        <w:t>RES</w:t>
+      </w:r>
+      <w:r>
+        <w:rPr>
+          <w:bCs/>
+          <w:strike/>
+          <w:sz w:val="24"/>
+        </w:rPr>
+        <w:t xml:space="preserve">: </w:t>
+      </w:r>
+      <w:proofErr w:type="spellStart"/>
+      <w:r>
+        <w:rPr>
+          <w:bCs/>
+          <w:strike/>
+          <w:sz w:val="24"/>
+        </w:rPr>
+        <w:t>IEnumerable</w:t>
+      </w:r>
+      <w:proofErr w:type="spellEnd"/>
+      <w:r>
+        <w:rPr>
+          <w:bCs/>
+          <w:strike/>
+          <w:sz w:val="24"/>
+        </w:rPr>
+        <w:t>&lt;</w:t>
+      </w:r>
+      <w:proofErr w:type="spellStart"/>
+      <w:r>
+        <w:rPr>
+          <w:bCs/>
+          <w:strike/>
+          <w:sz w:val="24"/>
+        </w:rPr>
+        <w:t>EntrenadorDto</w:t>
+      </w:r>
+      <w:proofErr w:type="spellEnd"/>
+      <w:r>
+        <w:rPr>
+          <w:bCs/>
+          <w:strike/>
+          <w:sz w:val="24"/>
+        </w:rPr>
+        <w:t xml:space="preserve">&gt; </w:t>
+      </w:r>
+      <w:r>
+        <w:rPr>
+          <w:strike/>
+        </w:rPr>
+        <w:sym w:font="Wingdings" w:char="F0E0"/>
+      </w:r>
+      <w:r>
+        <w:rPr>
+          <w:bCs/>
+          <w:strike/>
+          <w:sz w:val="24"/>
+        </w:rPr>
+        <w:t xml:space="preserve"> Front: </w:t>
+      </w:r>
+      <w:r>
+        <w:rPr>
+          <w:bCs/>
+          <w:strike/>
+          <w:sz w:val="24"/>
+        </w:rPr>
+        <w:t xml:space="preserve">3era grilla ubicada en el </w:t>
+      </w:r>
+      <w:proofErr w:type="spellStart"/>
+      <w:r>
+        <w:rPr>
+          <w:bCs/>
+          <w:strike/>
+          <w:sz w:val="24"/>
+        </w:rPr>
+        <w:t>form</w:t>
+      </w:r>
+      <w:proofErr w:type="spellEnd"/>
+      <w:r>
+        <w:rPr>
+          <w:bCs/>
+          <w:strike/>
+          <w:sz w:val="24"/>
+        </w:rPr>
+        <w:t xml:space="preserve"> que contiene una </w:t>
+      </w:r>
+      <w:r>
+        <w:rPr>
+          <w:bCs/>
+          <w:strike/>
+          <w:sz w:val="24"/>
+        </w:rPr>
+        <w:t xml:space="preserve">lista de entrenadores para </w:t>
+      </w:r>
+      <w:r>
+        <w:rPr>
+          <w:bCs/>
+          <w:strike/>
+          <w:sz w:val="24"/>
+        </w:rPr>
+        <w:t xml:space="preserve">que con el </w:t>
+      </w:r>
+      <w:proofErr w:type="gramStart"/>
+      <w:r>
+        <w:rPr>
+          <w:bCs/>
+          <w:strike/>
+          <w:sz w:val="24"/>
+        </w:rPr>
+        <w:t>botón ”</w:t>
+      </w:r>
+      <w:proofErr w:type="gramEnd"/>
+      <w:r>
+        <w:rPr>
+          <w:bCs/>
+          <w:strike/>
+          <w:sz w:val="24"/>
+        </w:rPr>
+        <w:t xml:space="preserve">+” </w:t>
+      </w:r>
+      <w:r>
+        <w:rPr>
+          <w:bCs/>
+          <w:strike/>
+          <w:sz w:val="24"/>
+        </w:rPr>
+        <w:t xml:space="preserve">asignarlos a un </w:t>
+      </w:r>
+      <w:proofErr w:type="spellStart"/>
+      <w:r>
+        <w:rPr>
+          <w:bCs/>
+          <w:strike/>
+          <w:sz w:val="24"/>
         </w:rPr>
         <w:t>DiaRangoHorario</w:t>
       </w:r>
       <w:proofErr w:type="spellEnd"/>
       <w:r>
         <w:rPr>
-          <w:lang w:eastAsia="es-AR"/>
-        </w:rPr>
-        <w:t>/cambiar-estado/{</w:t>
-      </w:r>
-      <w:proofErr w:type="spellStart"/>
-      <w:r>
-        <w:rPr>
-          <w:lang w:eastAsia="es-AR"/>
-        </w:rPr>
-        <w:t>IdDiaRangoHorario</w:t>
-      </w:r>
-      <w:proofErr w:type="spellEnd"/>
-      <w:r>
-        <w:rPr>
-          <w:lang w:eastAsia="es-AR"/>
-        </w:rPr>
-        <w:t>}</w:t>
-      </w:r>
-      <w:r>
+          <w:bCs/>
+          <w:strike/>
+          <w:sz w:val="24"/>
+        </w:rPr>
+        <w:t>.</w:t>
+      </w:r>
+    </w:p>
+    <w:p>
+      <w:pPr>
+        <w:pStyle w:val="Prrafodelista"/>
+        <w:numPr>
+          <w:ilvl w:val="0"/>
+          <w:numId w:val="6"/>
+        </w:numPr>
+        <w:rPr>
+          <w:bCs/>
+          <w:strike/>
+          <w:sz w:val="24"/>
+        </w:rPr>
+      </w:pPr>
+      <w:r>
+        <w:rPr>
+          <w:bCs/>
+          <w:strike/>
+          <w:sz w:val="24"/>
+        </w:rPr>
+        <w:t>POST api/</w:t>
+      </w:r>
+      <w:proofErr w:type="spellStart"/>
+      <w:r>
+        <w:rPr>
+          <w:bCs/>
+          <w:strike/>
+          <w:sz w:val="24"/>
+        </w:rPr>
+        <w:t>DiaRangoHorario</w:t>
+      </w:r>
+      <w:proofErr w:type="spellEnd"/>
+      <w:r>
+        <w:rPr>
+          <w:bCs/>
+          <w:strike/>
+          <w:sz w:val="24"/>
+        </w:rPr>
+        <w:t xml:space="preserve">/asignar-responsable </w:t>
+      </w:r>
+      <w:r>
+        <w:rPr>
+          <w:bCs/>
+          <w:strike/>
+          <w:sz w:val="24"/>
+        </w:rPr>
+        <w:sym w:font="Wingdings" w:char="F0E0"/>
+      </w:r>
+      <w:r>
+        <w:rPr>
+          <w:bCs/>
+          <w:strike/>
+          <w:sz w:val="24"/>
+        </w:rPr>
         <w:t xml:space="preserve"> </w:t>
       </w:r>
       <w:r>
         <w:rPr>
-          <w:lang w:eastAsia="es-AR"/>
+          <w:bCs/>
+          <w:strike/>
+          <w:sz w:val="24"/>
+        </w:rPr>
+        <w:t>REQ</w:t>
+      </w:r>
+      <w:r>
+        <w:rPr>
+          <w:bCs/>
+          <w:strike/>
+          <w:sz w:val="24"/>
+        </w:rPr>
+        <w:t xml:space="preserve">: </w:t>
+      </w:r>
+      <w:proofErr w:type="spellStart"/>
+      <w:r>
+        <w:rPr>
+          <w:bCs/>
+          <w:strike/>
+          <w:sz w:val="24"/>
+        </w:rPr>
+        <w:t>DiaRangoHorarioResponsableInsertDto</w:t>
+      </w:r>
+      <w:proofErr w:type="spellEnd"/>
+      <w:r>
+        <w:rPr>
+          <w:bCs/>
+          <w:strike/>
+          <w:sz w:val="24"/>
+        </w:rPr>
+        <w:t xml:space="preserve"> </w:t>
+      </w:r>
+      <w:r>
+        <w:rPr>
+          <w:bCs/>
+          <w:strike/>
+          <w:sz w:val="24"/>
         </w:rPr>
         <w:sym w:font="Wingdings" w:char="F0E0"/>
       </w:r>
       <w:r>
+        <w:rPr>
+          <w:bCs/>
+          <w:strike/>
+          <w:sz w:val="24"/>
+        </w:rPr>
+        <w:t xml:space="preserve"> Front:</w:t>
+      </w:r>
+      <w:r>
+        <w:rPr>
+          <w:rFonts w:ascii="Cascadia Mono" w:eastAsia="Times New Roman" w:hAnsi="Cascadia Mono" w:cs="Courier New"/>
+          <w:strike/>
+          <w:color w:val="008000"/>
+          <w:sz w:val="18"/>
+          <w:szCs w:val="18"/>
+          <w:lang w:eastAsia="es-AR"/>
+        </w:rPr>
         <w:t xml:space="preserve"> </w:t>
       </w:r>
       <w:r>
         <w:rPr>
-          <w:lang w:eastAsia="es-AR"/>
-        </w:rPr>
-        <w:t xml:space="preserve">REQ: </w:t>
-      </w:r>
-      <w:proofErr w:type="spellStart"/>
-      <w:r>
-        <w:rPr>
-          <w:lang w:eastAsia="es-AR"/>
-        </w:rPr>
-        <w:t>DiaRangoHorarioUpdateDto</w:t>
-      </w:r>
-      <w:proofErr w:type="spellEnd"/>
-      <w:r>
+          <w:strike/>
+        </w:rPr>
+        <w:t>Botón</w:t>
+      </w:r>
+      <w:r>
+        <w:rPr>
+          <w:strike/>
+        </w:rPr>
+        <w:t xml:space="preserve"> Guardar que al hacerle clic se </w:t>
+      </w:r>
+      <w:r>
+        <w:rPr>
+          <w:bCs/>
+          <w:strike/>
+          <w:sz w:val="24"/>
+        </w:rPr>
+        <w:t>a</w:t>
+      </w:r>
+      <w:r>
+        <w:rPr>
+          <w:bCs/>
+          <w:strike/>
+          <w:sz w:val="24"/>
+        </w:rPr>
+        <w:t xml:space="preserve">signa un entrenador a un </w:t>
+      </w:r>
+      <w:proofErr w:type="spellStart"/>
+      <w:r>
+        <w:rPr>
+          <w:bCs/>
+          <w:strike/>
+          <w:sz w:val="24"/>
+        </w:rPr>
+        <w:t>dia</w:t>
+      </w:r>
+      <w:proofErr w:type="spellEnd"/>
+      <w:r>
+        <w:rPr>
+          <w:bCs/>
+          <w:strike/>
+          <w:sz w:val="24"/>
+        </w:rPr>
+        <w:t xml:space="preserve"> rango horario específico</w:t>
+      </w:r>
+      <w:r>
+        <w:rPr>
+          <w:bCs/>
+          <w:strike/>
+          <w:sz w:val="24"/>
+        </w:rPr>
         <w:t xml:space="preserve"> </w:t>
       </w:r>
       <w:r>
         <w:rPr>
-          <w:lang w:eastAsia="es-AR"/>
+          <w:bCs/>
+          <w:strike/>
+          <w:sz w:val="24"/>
+        </w:rPr>
+        <w:t xml:space="preserve">si previamente se agregó un entrenador con “+” en la grilla anterior </w:t>
+      </w:r>
+      <w:r>
+        <w:rPr>
+          <w:bCs/>
+          <w:strike/>
+          <w:sz w:val="24"/>
         </w:rPr>
         <w:sym w:font="Wingdings" w:char="F0E0"/>
       </w:r>
       <w:r>
-        <w:t xml:space="preserve"> </w:t>
-      </w:r>
-      <w:r>
-        <w:rPr>
-          <w:lang w:eastAsia="es-AR"/>
-        </w:rPr>
-        <w:t>Front:</w:t>
-      </w:r>
-      <w:r>
-        <w:rPr>
-          <w:lang w:eastAsia="es-AR"/>
-        </w:rPr>
-        <w:t xml:space="preserve"> S</w:t>
-      </w:r>
-      <w:r>
-        <w:rPr>
-          <w:lang w:eastAsia="es-AR"/>
-        </w:rPr>
-        <w:t xml:space="preserve">witch </w:t>
-      </w:r>
-      <w:proofErr w:type="spellStart"/>
-      <w:r>
-        <w:rPr>
-          <w:lang w:eastAsia="es-AR"/>
-        </w:rPr>
-        <w:t>button</w:t>
-      </w:r>
-      <w:proofErr w:type="spellEnd"/>
-      <w:r>
-        <w:rPr>
-          <w:lang w:eastAsia="es-AR"/>
-        </w:rPr>
-        <w:t xml:space="preserve"> </w:t>
-      </w:r>
-      <w:r>
-        <w:rPr>
-          <w:lang w:eastAsia="es-AR"/>
-        </w:rPr>
-        <w:t xml:space="preserve">en el </w:t>
-      </w:r>
-      <w:proofErr w:type="spellStart"/>
-      <w:r>
-        <w:rPr>
-          <w:lang w:eastAsia="es-AR"/>
-        </w:rPr>
-        <w:t>form</w:t>
-      </w:r>
-      <w:proofErr w:type="spellEnd"/>
-      <w:r>
-        <w:rPr>
-          <w:lang w:eastAsia="es-AR"/>
-        </w:rPr>
-        <w:t xml:space="preserve"> para a</w:t>
-      </w:r>
-      <w:r>
-        <w:rPr>
-          <w:lang w:eastAsia="es-AR"/>
-        </w:rPr>
-        <w:t xml:space="preserve">ctivar o </w:t>
-      </w:r>
-      <w:r>
-        <w:rPr>
-          <w:lang w:eastAsia="es-AR"/>
-        </w:rPr>
-        <w:t>d</w:t>
-      </w:r>
-      <w:r>
-        <w:rPr>
-          <w:lang w:eastAsia="es-AR"/>
-        </w:rPr>
-        <w:t>esactivar un rango horario para que no se le puedan asignar Turnos a los entrenadores</w:t>
-      </w:r>
-      <w:r>
-        <w:t xml:space="preserve"> </w:t>
-      </w:r>
-      <w:r>
-        <w:rPr>
-          <w:lang w:eastAsia="es-AR"/>
-        </w:rPr>
-        <w:sym w:font="Wingdings" w:char="F0E0"/>
-      </w:r>
-      <w:r>
-        <w:t xml:space="preserve"> </w:t>
-      </w:r>
-      <w:r>
-        <w:rPr>
-          <w:lang w:eastAsia="es-AR"/>
-        </w:rPr>
-        <w:t>Policy</w:t>
-      </w:r>
-      <w:r>
-        <w:t xml:space="preserve">: </w:t>
-      </w:r>
-      <w:proofErr w:type="spellStart"/>
-      <w:r>
-        <w:rPr>
-          <w:lang w:eastAsia="es-AR"/>
+        <w:rPr>
+          <w:bCs/>
+          <w:strike/>
+          <w:sz w:val="24"/>
+        </w:rPr>
+        <w:t xml:space="preserve"> Policy: </w:t>
+      </w:r>
+      <w:proofErr w:type="spellStart"/>
+      <w:r>
+        <w:rPr>
+          <w:bCs/>
+          <w:strike/>
+          <w:sz w:val="24"/>
         </w:rPr>
         <w:t>ModificarDiaRangoHorario</w:t>
       </w:r>
       <w:proofErr w:type="spellEnd"/>
       <w:r>
         <w:rPr>
-          <w:lang w:eastAsia="es-AR"/>
+          <w:bCs/>
+          <w:strike/>
+          <w:sz w:val="24"/>
         </w:rPr>
         <w:t>.</w:t>
       </w:r>
@@ -1943,9 +1943,15 @@
           <w:tab w:val="left" w:pos="14656"/>
         </w:tabs>
         <w:spacing w:after="0" w:line="240" w:lineRule="auto"/>
-      </w:pPr>
-      <w:r>
-        <w:rPr>
+        <w:rPr>
+          <w:bCs/>
+          <w:strike/>
+          <w:sz w:val="24"/>
+        </w:rPr>
+      </w:pPr>
+      <w:r>
+        <w:rPr>
+          <w:strike/>
           <w:lang w:eastAsia="es-AR"/>
         </w:rPr>
         <w:t>PATCH api/</w:t>
@@ -1953,6 +1959,7 @@
       <w:proofErr w:type="spellStart"/>
       <w:r>
         <w:rPr>
+          <w:strike/>
           <w:lang w:eastAsia="es-AR"/>
         </w:rPr>
         <w:t>DiaRangoHorario</w:t>
@@ -1960,64 +1967,114 @@
       <w:proofErr w:type="spellEnd"/>
       <w:r>
         <w:rPr>
-          <w:lang w:eastAsia="es-AR"/>
-        </w:rPr>
-        <w:t>/actualizar-responsable</w:t>
-      </w:r>
-      <w:r>
-        <w:rPr>
+          <w:strike/>
+          <w:lang w:eastAsia="es-AR"/>
+        </w:rPr>
+        <w:t>/cambiar-estado/{</w:t>
+      </w:r>
+      <w:proofErr w:type="spellStart"/>
+      <w:r>
+        <w:rPr>
+          <w:strike/>
+          <w:lang w:eastAsia="es-AR"/>
+        </w:rPr>
+        <w:t>IdDiaRangoHorario</w:t>
+      </w:r>
+      <w:proofErr w:type="spellEnd"/>
+      <w:r>
+        <w:rPr>
+          <w:strike/>
+          <w:lang w:eastAsia="es-AR"/>
+        </w:rPr>
+        <w:t>}</w:t>
+      </w:r>
+      <w:r>
+        <w:rPr>
+          <w:strike/>
+        </w:rPr>
+        <w:t xml:space="preserve"> </w:t>
+      </w:r>
+      <w:r>
+        <w:rPr>
+          <w:strike/>
           <w:lang w:eastAsia="es-AR"/>
         </w:rPr>
         <w:sym w:font="Wingdings" w:char="F0E0"/>
       </w:r>
       <w:r>
         <w:rPr>
-          <w:lang w:eastAsia="es-AR"/>
-        </w:rPr>
-        <w:t xml:space="preserve"> REQ: </w:t>
-      </w:r>
-      <w:proofErr w:type="spellStart"/>
-      <w:r>
-        <w:rPr>
-          <w:lang w:eastAsia="es-AR"/>
-        </w:rPr>
-        <w:t>DiaRangoHorarioResponsableUpdateDto</w:t>
-      </w:r>
-      <w:proofErr w:type="spellEnd"/>
-      <w:r>
-        <w:rPr>
-          <w:lang w:eastAsia="es-AR"/>
+          <w:strike/>
         </w:rPr>
         <w:t xml:space="preserve"> </w:t>
       </w:r>
       <w:r>
         <w:rPr>
+          <w:strike/>
+          <w:lang w:eastAsia="es-AR"/>
+        </w:rPr>
+        <w:t xml:space="preserve">REQ: </w:t>
+      </w:r>
+      <w:proofErr w:type="spellStart"/>
+      <w:r>
+        <w:rPr>
+          <w:strike/>
+          <w:lang w:eastAsia="es-AR"/>
+        </w:rPr>
+        <w:t>DiaRangoHorarioUpdateDto</w:t>
+      </w:r>
+      <w:proofErr w:type="spellEnd"/>
+      <w:r>
+        <w:rPr>
+          <w:strike/>
+        </w:rPr>
+        <w:t xml:space="preserve"> </w:t>
+      </w:r>
+      <w:r>
+        <w:rPr>
+          <w:strike/>
           <w:lang w:eastAsia="es-AR"/>
         </w:rPr>
         <w:sym w:font="Wingdings" w:char="F0E0"/>
       </w:r>
       <w:r>
         <w:rPr>
-          <w:lang w:eastAsia="es-AR"/>
-        </w:rPr>
-        <w:t xml:space="preserve"> Front: </w:t>
-      </w:r>
-      <w:proofErr w:type="spellStart"/>
-      <w:r>
-        <w:rPr>
-          <w:lang w:eastAsia="es-AR"/>
-        </w:rPr>
-        <w:t>text</w:t>
-      </w:r>
-      <w:proofErr w:type="spellEnd"/>
-      <w:r>
-        <w:rPr>
-          <w:lang w:eastAsia="es-AR"/>
-        </w:rPr>
-        <w:t xml:space="preserve"> box </w:t>
-      </w:r>
-      <w:r>
-        <w:rPr>
+          <w:strike/>
+        </w:rPr>
+        <w:t xml:space="preserve"> </w:t>
+      </w:r>
+      <w:r>
+        <w:rPr>
+          <w:strike/>
+          <w:lang w:eastAsia="es-AR"/>
+        </w:rPr>
+        <w:t>Front:</w:t>
+      </w:r>
+      <w:r>
+        <w:rPr>
+          <w:strike/>
+          <w:lang w:eastAsia="es-AR"/>
+        </w:rPr>
+        <w:t xml:space="preserve"> Switch </w:t>
+      </w:r>
+      <w:proofErr w:type="spellStart"/>
+      <w:r>
+        <w:rPr>
+          <w:strike/>
+          <w:lang w:eastAsia="es-AR"/>
+        </w:rPr>
+        <w:t>button</w:t>
+      </w:r>
+      <w:proofErr w:type="spellEnd"/>
+      <w:r>
+        <w:rPr>
+          <w:strike/>
+          <w:lang w:eastAsia="es-AR"/>
+        </w:rPr>
+        <w:t xml:space="preserve"> </w:t>
+      </w:r>
+      <w:r>
+        <w:rPr>
+          <w:strike/>
           <w:lang w:eastAsia="es-AR"/>
         </w:rPr>
         <w:t xml:space="preserve">en el </w:t>
@@ -2025,6 +2082,7 @@
       <w:proofErr w:type="spellStart"/>
       <w:r>
         <w:rPr>
+          <w:strike/>
           <w:lang w:eastAsia="es-AR"/>
         </w:rPr>
         <w:t>form</w:t>
@@ -2032,37 +2090,68 @@
       <w:proofErr w:type="spellEnd"/>
       <w:r>
         <w:rPr>
-          <w:lang w:eastAsia="es-AR"/>
+          <w:strike/>
+          <w:lang w:eastAsia="es-AR"/>
+        </w:rPr>
+        <w:t xml:space="preserve"> para a</w:t>
+      </w:r>
+      <w:r>
+        <w:rPr>
+          <w:strike/>
+          <w:lang w:eastAsia="es-AR"/>
+        </w:rPr>
+        <w:t xml:space="preserve">ctivar o </w:t>
+      </w:r>
+      <w:r>
+        <w:rPr>
+          <w:strike/>
+          <w:lang w:eastAsia="es-AR"/>
+        </w:rPr>
+        <w:t>d</w:t>
+      </w:r>
+      <w:r>
+        <w:rPr>
+          <w:strike/>
+          <w:lang w:eastAsia="es-AR"/>
+        </w:rPr>
+        <w:t>esactivar un rango horario para que no se le puedan asignar Turnos a los entrenadores</w:t>
+      </w:r>
+      <w:r>
+        <w:rPr>
+          <w:strike/>
         </w:rPr>
         <w:t xml:space="preserve"> </w:t>
       </w:r>
       <w:r>
         <w:rPr>
-          <w:lang w:eastAsia="es-AR"/>
-        </w:rPr>
-        <w:t>para a</w:t>
-      </w:r>
-      <w:r>
-        <w:rPr>
-          <w:lang w:eastAsia="es-AR"/>
-        </w:rPr>
-        <w:t xml:space="preserve">ctualizar las observaciones de un responsable asignado </w:t>
-      </w:r>
-      <w:r>
-        <w:rPr>
+          <w:strike/>
           <w:lang w:eastAsia="es-AR"/>
         </w:rPr>
         <w:sym w:font="Wingdings" w:char="F0E0"/>
       </w:r>
       <w:r>
         <w:rPr>
-          <w:lang w:eastAsia="es-AR"/>
-        </w:rPr>
-        <w:t xml:space="preserve"> Policy: </w:t>
-      </w:r>
-      <w:proofErr w:type="spellStart"/>
-      <w:r>
-        <w:rPr>
+          <w:strike/>
+        </w:rPr>
+        <w:t xml:space="preserve"> </w:t>
+      </w:r>
+      <w:r>
+        <w:rPr>
+          <w:strike/>
+          <w:lang w:eastAsia="es-AR"/>
+        </w:rPr>
+        <w:t>Policy</w:t>
+      </w:r>
+      <w:r>
+        <w:rPr>
+          <w:strike/>
+        </w:rPr>
+        <w:t xml:space="preserve">: </w:t>
+      </w:r>
+      <w:proofErr w:type="spellStart"/>
+      <w:r>
+        <w:rPr>
+          <w:strike/>
           <w:lang w:eastAsia="es-AR"/>
         </w:rPr>
         <w:t>ModificarDiaRangoHorario</w:t>
@@ -2070,6 +2159,7 @@
       <w:proofErr w:type="spellEnd"/>
       <w:r>
         <w:rPr>
+          <w:strike/>
           <w:lang w:eastAsia="es-AR"/>
         </w:rPr>
         <w:t>.</w:t>
@@ -2100,12 +2190,216 @@
           <w:tab w:val="left" w:pos="13740"/>
           <w:tab w:val="left" w:pos="14656"/>
         </w:tabs>
-        <w:rPr>
-          <w:lang w:eastAsia="es-AR"/>
-        </w:rPr>
-      </w:pPr>
-      <w:r>
-        <w:rPr>
+        <w:spacing w:after="0" w:line="240" w:lineRule="auto"/>
+        <w:rPr>
+          <w:strike/>
+          <w:color w:val="EE0000"/>
+        </w:rPr>
+      </w:pPr>
+      <w:r>
+        <w:rPr>
+          <w:strike/>
+          <w:color w:val="EE0000"/>
+          <w:lang w:eastAsia="es-AR"/>
+        </w:rPr>
+        <w:t>PATCH api/</w:t>
+      </w:r>
+      <w:proofErr w:type="spellStart"/>
+      <w:r>
+        <w:rPr>
+          <w:strike/>
+          <w:color w:val="EE0000"/>
+          <w:lang w:eastAsia="es-AR"/>
+        </w:rPr>
+        <w:t>DiaRangoHorario</w:t>
+      </w:r>
+      <w:proofErr w:type="spellEnd"/>
+      <w:r>
+        <w:rPr>
+          <w:strike/>
+          <w:color w:val="EE0000"/>
+          <w:lang w:eastAsia="es-AR"/>
+        </w:rPr>
+        <w:t>/actualizar-responsable</w:t>
+      </w:r>
+      <w:r>
+        <w:rPr>
+          <w:strike/>
+          <w:color w:val="EE0000"/>
+          <w:lang w:eastAsia="es-AR"/>
+        </w:rPr>
+        <w:sym w:font="Wingdings" w:char="F0E0"/>
+      </w:r>
+      <w:r>
+        <w:rPr>
+          <w:strike/>
+          <w:color w:val="EE0000"/>
+          <w:lang w:eastAsia="es-AR"/>
+        </w:rPr>
+        <w:t xml:space="preserve"> REQ: </w:t>
+      </w:r>
+      <w:proofErr w:type="spellStart"/>
+      <w:r>
+        <w:rPr>
+          <w:strike/>
+          <w:color w:val="EE0000"/>
+          <w:lang w:eastAsia="es-AR"/>
+        </w:rPr>
+        <w:t>DiaRangoHorarioResponsableUpdateDto</w:t>
+      </w:r>
+      <w:proofErr w:type="spellEnd"/>
+      <w:r>
+        <w:rPr>
+          <w:strike/>
+          <w:color w:val="EE0000"/>
+          <w:lang w:eastAsia="es-AR"/>
+        </w:rPr>
+        <w:t xml:space="preserve"> </w:t>
+      </w:r>
+      <w:r>
+        <w:rPr>
+          <w:strike/>
+          <w:color w:val="EE0000"/>
+          <w:lang w:eastAsia="es-AR"/>
+        </w:rPr>
+        <w:sym w:font="Wingdings" w:char="F0E0"/>
+      </w:r>
+      <w:r>
+        <w:rPr>
+          <w:strike/>
+          <w:color w:val="EE0000"/>
+          <w:lang w:eastAsia="es-AR"/>
+        </w:rPr>
+        <w:t xml:space="preserve"> Front: </w:t>
+      </w:r>
+      <w:proofErr w:type="spellStart"/>
+      <w:r>
+        <w:rPr>
+          <w:strike/>
+          <w:color w:val="EE0000"/>
+          <w:lang w:eastAsia="es-AR"/>
+        </w:rPr>
+        <w:t>text</w:t>
+      </w:r>
+      <w:proofErr w:type="spellEnd"/>
+      <w:r>
+        <w:rPr>
+          <w:strike/>
+          <w:color w:val="EE0000"/>
+          <w:lang w:eastAsia="es-AR"/>
+        </w:rPr>
+        <w:t xml:space="preserve"> box </w:t>
+      </w:r>
+      <w:r>
+        <w:rPr>
+          <w:strike/>
+          <w:color w:val="EE0000"/>
+          <w:lang w:eastAsia="es-AR"/>
+        </w:rPr>
+        <w:t xml:space="preserve">en el </w:t>
+      </w:r>
+      <w:proofErr w:type="spellStart"/>
+      <w:r>
+        <w:rPr>
+          <w:strike/>
+          <w:color w:val="EE0000"/>
+          <w:lang w:eastAsia="es-AR"/>
+        </w:rPr>
+        <w:t>form</w:t>
+      </w:r>
+      <w:proofErr w:type="spellEnd"/>
+      <w:r>
+        <w:rPr>
+          <w:strike/>
+          <w:color w:val="EE0000"/>
+          <w:lang w:eastAsia="es-AR"/>
+        </w:rPr>
+        <w:t xml:space="preserve"> </w:t>
+      </w:r>
+      <w:r>
+        <w:rPr>
+          <w:strike/>
+          <w:color w:val="EE0000"/>
+          <w:lang w:eastAsia="es-AR"/>
+        </w:rPr>
+        <w:t>para a</w:t>
+      </w:r>
+      <w:r>
+        <w:rPr>
+          <w:strike/>
+          <w:color w:val="EE0000"/>
+          <w:lang w:eastAsia="es-AR"/>
+        </w:rPr>
+        <w:t xml:space="preserve">ctualizar las observaciones de un responsable asignado </w:t>
+      </w:r>
+      <w:r>
+        <w:rPr>
+          <w:strike/>
+          <w:color w:val="EE0000"/>
+          <w:lang w:eastAsia="es-AR"/>
+        </w:rPr>
+        <w:sym w:font="Wingdings" w:char="F0E0"/>
+      </w:r>
+      <w:r>
+        <w:rPr>
+          <w:strike/>
+          <w:color w:val="EE0000"/>
+          <w:lang w:eastAsia="es-AR"/>
+        </w:rPr>
+        <w:t xml:space="preserve"> Policy: </w:t>
+      </w:r>
+      <w:proofErr w:type="spellStart"/>
+      <w:r>
+        <w:rPr>
+          <w:strike/>
+          <w:color w:val="EE0000"/>
+          <w:lang w:eastAsia="es-AR"/>
+        </w:rPr>
+        <w:t>ModificarDiaRangoHorario</w:t>
+      </w:r>
+      <w:proofErr w:type="spellEnd"/>
+      <w:r>
+        <w:rPr>
+          <w:strike/>
+          <w:color w:val="EE0000"/>
+          <w:lang w:eastAsia="es-AR"/>
+        </w:rPr>
+        <w:t>.</w:t>
+      </w:r>
+    </w:p>
+    <w:p>
+      <w:pPr>
+        <w:pStyle w:val="Prrafodelista"/>
+        <w:numPr>
+          <w:ilvl w:val="0"/>
+          <w:numId w:val="6"/>
+        </w:numPr>
+        <w:tabs>
+          <w:tab w:val="left" w:pos="916"/>
+          <w:tab w:val="left" w:pos="1832"/>
+          <w:tab w:val="left" w:pos="2748"/>
+          <w:tab w:val="left" w:pos="3664"/>
+          <w:tab w:val="left" w:pos="4580"/>
+          <w:tab w:val="left" w:pos="5496"/>
+          <w:tab w:val="left" w:pos="6412"/>
+          <w:tab w:val="left" w:pos="7328"/>
+          <w:tab w:val="left" w:pos="8244"/>
+          <w:tab w:val="left" w:pos="9160"/>
+          <w:tab w:val="left" w:pos="10076"/>
+          <w:tab w:val="left" w:pos="10992"/>
+          <w:tab w:val="left" w:pos="11908"/>
+          <w:tab w:val="left" w:pos="12824"/>
+          <w:tab w:val="left" w:pos="13740"/>
+          <w:tab w:val="left" w:pos="14656"/>
+        </w:tabs>
+        <w:rPr>
+          <w:strike/>
+          <w:lang w:eastAsia="es-AR"/>
+        </w:rPr>
+      </w:pPr>
+      <w:r>
+        <w:rPr>
+          <w:strike/>
           <w:lang w:eastAsia="es-AR"/>
         </w:rPr>
         <w:t>DELETE api/</w:t>
@@ -2113,6 +2407,7 @@
       <w:proofErr w:type="spellStart"/>
       <w:r>
         <w:rPr>
+          <w:strike/>
           <w:lang w:eastAsia="es-AR"/>
         </w:rPr>
         <w:t>DiaRangoHorario</w:t>
@@ -2120,21 +2415,27 @@
       <w:proofErr w:type="spellEnd"/>
       <w:r>
         <w:rPr>
+          <w:strike/>
           <w:lang w:eastAsia="es-AR"/>
         </w:rPr>
         <w:t>/quitar-responsable</w:t>
       </w:r>
       <w:r>
+        <w:rPr>
+          <w:strike/>
+        </w:rPr>
         <w:t xml:space="preserve"> </w:t>
       </w:r>
       <w:r>
         <w:rPr>
+          <w:strike/>
           <w:lang w:eastAsia="es-AR"/>
         </w:rPr>
         <w:sym w:font="Wingdings" w:char="F0E0"/>
       </w:r>
       <w:r>
         <w:rPr>
+          <w:strike/>
           <w:lang w:eastAsia="es-AR"/>
         </w:rPr>
         <w:t xml:space="preserve"> REQ: </w:t>
@@ -2142,6 +2443,7 @@
       <w:proofErr w:type="spellStart"/>
       <w:r>
         <w:rPr>
+          <w:strike/>
           <w:lang w:eastAsia="es-AR"/>
         </w:rPr>
         <w:t>DiaRangoHorarioResponsableDeleteDto</w:t>
@@ -2149,18 +2451,21 @@
       <w:proofErr w:type="spellEnd"/>
       <w:r>
         <w:rPr>
+          <w:strike/>
           <w:lang w:eastAsia="es-AR"/>
         </w:rPr>
         <w:t xml:space="preserve"> </w:t>
       </w:r>
       <w:r>
         <w:rPr>
+          <w:strike/>
           <w:lang w:eastAsia="es-AR"/>
         </w:rPr>
         <w:sym w:font="Wingdings" w:char="F0E0"/>
       </w:r>
       <w:r>
         <w:rPr>
+          <w:strike/>
           <w:lang w:eastAsia="es-AR"/>
         </w:rPr>
         <w:t xml:space="preserve"> Front: </w:t>
@@ -2168,6 +2473,7 @@
       <w:proofErr w:type="spellStart"/>
       <w:r>
         <w:rPr>
+          <w:strike/>
           <w:lang w:eastAsia="es-AR"/>
         </w:rPr>
         <w:t>Boton</w:t>
@@ -2175,6 +2481,7 @@
       <w:proofErr w:type="spellEnd"/>
       <w:r>
         <w:rPr>
+          <w:strike/>
           <w:lang w:eastAsia="es-AR"/>
         </w:rPr>
         <w:t xml:space="preserve"> de eliminación en el </w:t>
@@ -2182,6 +2489,7 @@
       <w:proofErr w:type="spellStart"/>
       <w:r>
         <w:rPr>
+          <w:strike/>
           <w:lang w:eastAsia="es-AR"/>
         </w:rPr>
         <w:t>grid</w:t>
@@ -2189,6 +2497,7 @@
       <w:proofErr w:type="spellEnd"/>
       <w:r>
         <w:rPr>
+          <w:strike/>
           <w:lang w:eastAsia="es-AR"/>
         </w:rPr>
         <w:t xml:space="preserve"> de entrenadores asignados a rangos horarios en </w:t>
@@ -2196,6 +2505,7 @@
       <w:proofErr w:type="spellStart"/>
       <w:r>
         <w:rPr>
+          <w:strike/>
           <w:lang w:eastAsia="es-AR"/>
         </w:rPr>
         <w:t>dia</w:t>
@@ -2203,36 +2513,945 @@
       <w:proofErr w:type="spellEnd"/>
       <w:r>
         <w:rPr>
+          <w:strike/>
           <w:lang w:eastAsia="es-AR"/>
         </w:rPr>
         <w:t xml:space="preserve"> para q</w:t>
       </w:r>
       <w:r>
         <w:rPr>
+          <w:strike/>
           <w:lang w:eastAsia="es-AR"/>
         </w:rPr>
         <w:t>uitar un específico</w:t>
       </w:r>
       <w:r>
+        <w:rPr>
+          <w:strike/>
+        </w:rPr>
         <w:t xml:space="preserve"> </w:t>
       </w:r>
       <w:r>
         <w:rPr>
+          <w:strike/>
           <w:lang w:eastAsia="es-AR"/>
         </w:rPr>
         <w:sym w:font="Wingdings" w:char="F0E0"/>
       </w:r>
       <w:r>
+        <w:rPr>
+          <w:strike/>
+        </w:rPr>
         <w:t xml:space="preserve"> </w:t>
       </w:r>
       <w:r>
         <w:rPr>
+          <w:strike/>
           <w:lang w:eastAsia="es-AR"/>
         </w:rPr>
         <w:t>Policy</w:t>
       </w:r>
       <w:r>
+        <w:rPr>
+          <w:strike/>
+        </w:rPr>
         <w:t xml:space="preserve">: </w:t>
+      </w:r>
+      <w:proofErr w:type="spellStart"/>
+      <w:r>
+        <w:rPr>
+          <w:strike/>
+          <w:lang w:eastAsia="es-AR"/>
+        </w:rPr>
+        <w:t>QuitarEntrenadorDiaRangoHorario</w:t>
+      </w:r>
+      <w:proofErr w:type="spellEnd"/>
+      <w:r>
+        <w:rPr>
+          <w:strike/>
+          <w:lang w:eastAsia="es-AR"/>
+        </w:rPr>
+        <w:t>.</w:t>
+      </w:r>
+    </w:p>
+    <w:p>
+      <w:pPr>
+        <w:tabs>
+          <w:tab w:val="left" w:pos="916"/>
+          <w:tab w:val="left" w:pos="1832"/>
+          <w:tab w:val="left" w:pos="2748"/>
+          <w:tab w:val="left" w:pos="3664"/>
+          <w:tab w:val="left" w:pos="4580"/>
+          <w:tab w:val="left" w:pos="5496"/>
+          <w:tab w:val="left" w:pos="6412"/>
+          <w:tab w:val="left" w:pos="7328"/>
+          <w:tab w:val="left" w:pos="8244"/>
+          <w:tab w:val="left" w:pos="9160"/>
+          <w:tab w:val="left" w:pos="10076"/>
+          <w:tab w:val="left" w:pos="10992"/>
+          <w:tab w:val="left" w:pos="11908"/>
+          <w:tab w:val="left" w:pos="12824"/>
+          <w:tab w:val="left" w:pos="13740"/>
+          <w:tab w:val="left" w:pos="14656"/>
+        </w:tabs>
+        <w:rPr>
+          <w:strike/>
+          <w:lang w:eastAsia="es-AR"/>
+        </w:rPr>
+      </w:pPr>
+    </w:p>
+    <w:p>
+      <w:pPr>
+        <w:tabs>
+          <w:tab w:val="left" w:pos="916"/>
+          <w:tab w:val="left" w:pos="1832"/>
+          <w:tab w:val="left" w:pos="2748"/>
+          <w:tab w:val="left" w:pos="3664"/>
+          <w:tab w:val="left" w:pos="4580"/>
+          <w:tab w:val="left" w:pos="5496"/>
+          <w:tab w:val="left" w:pos="6412"/>
+          <w:tab w:val="left" w:pos="7328"/>
+          <w:tab w:val="left" w:pos="8244"/>
+          <w:tab w:val="left" w:pos="9160"/>
+          <w:tab w:val="left" w:pos="10076"/>
+          <w:tab w:val="left" w:pos="10992"/>
+          <w:tab w:val="left" w:pos="11908"/>
+          <w:tab w:val="left" w:pos="12824"/>
+          <w:tab w:val="left" w:pos="13740"/>
+          <w:tab w:val="left" w:pos="14656"/>
+        </w:tabs>
+        <w:rPr>
+          <w:b/>
+          <w:sz w:val="24"/>
+        </w:rPr>
+      </w:pPr>
+      <w:r>
+        <w:rPr>
+          <w:b/>
+          <w:color w:val="EE0000"/>
+          <w:sz w:val="24"/>
+        </w:rPr>
+        <w:t>(6)</w:t>
+      </w:r>
+      <w:r>
+        <w:rPr>
+          <w:b/>
+          <w:sz w:val="24"/>
+        </w:rPr>
+        <w:t xml:space="preserve"> Rangos Horarios</w:t>
+      </w:r>
+      <w:r>
+        <w:rPr>
+          <w:b/>
+          <w:sz w:val="24"/>
+        </w:rPr>
+        <w:t xml:space="preserve"> (lo que si se implementó):</w:t>
+      </w:r>
+    </w:p>
+    <w:p>
+      <w:pPr>
+        <w:pStyle w:val="Prrafodelista"/>
+        <w:numPr>
+          <w:ilvl w:val="0"/>
+          <w:numId w:val="9"/>
+        </w:numPr>
+        <w:tabs>
+          <w:tab w:val="left" w:pos="916"/>
+          <w:tab w:val="left" w:pos="1832"/>
+          <w:tab w:val="left" w:pos="2748"/>
+          <w:tab w:val="left" w:pos="3664"/>
+          <w:tab w:val="left" w:pos="4580"/>
+          <w:tab w:val="left" w:pos="5496"/>
+          <w:tab w:val="left" w:pos="6412"/>
+          <w:tab w:val="left" w:pos="7328"/>
+          <w:tab w:val="left" w:pos="8244"/>
+          <w:tab w:val="left" w:pos="9160"/>
+          <w:tab w:val="left" w:pos="10076"/>
+          <w:tab w:val="left" w:pos="10992"/>
+          <w:tab w:val="left" w:pos="11908"/>
+          <w:tab w:val="left" w:pos="12824"/>
+          <w:tab w:val="left" w:pos="13740"/>
+          <w:tab w:val="left" w:pos="14656"/>
+        </w:tabs>
+        <w:rPr>
+          <w:lang w:eastAsia="es-AR"/>
+        </w:rPr>
+      </w:pPr>
+      <w:r>
+        <w:rPr>
+          <w:strike/>
+          <w:lang w:eastAsia="es-AR"/>
+        </w:rPr>
+        <w:t>[</w:t>
+      </w:r>
+      <w:proofErr w:type="spellStart"/>
+      <w:r>
+        <w:rPr>
+          <w:strike/>
+          <w:lang w:eastAsia="es-AR"/>
+        </w:rPr>
+        <w:t>Authorize</w:t>
+      </w:r>
+      <w:proofErr w:type="spellEnd"/>
+      <w:r>
+        <w:rPr>
+          <w:strike/>
+          <w:lang w:eastAsia="es-AR"/>
+        </w:rPr>
+        <w:t>] GET api/</w:t>
+      </w:r>
+      <w:proofErr w:type="spellStart"/>
+      <w:r>
+        <w:rPr>
+          <w:strike/>
+          <w:lang w:eastAsia="es-AR"/>
+        </w:rPr>
+        <w:t>DiaRangoHorario</w:t>
+      </w:r>
+      <w:proofErr w:type="spellEnd"/>
+      <w:r>
+        <w:rPr>
+          <w:strike/>
+          <w:lang w:eastAsia="es-AR"/>
+        </w:rPr>
+        <w:t>/grilla</w:t>
+      </w:r>
+      <w:r>
+        <w:rPr>
+          <w:lang w:eastAsia="es-AR"/>
+        </w:rPr>
+        <w:t xml:space="preserve"> → RES: </w:t>
+      </w:r>
+      <w:proofErr w:type="spellStart"/>
+      <w:r>
+        <w:rPr>
+          <w:lang w:eastAsia="es-AR"/>
+        </w:rPr>
+        <w:t>IEnumerable</w:t>
+      </w:r>
+      <w:proofErr w:type="spellEnd"/>
+      <w:r>
+        <w:rPr>
+          <w:lang w:eastAsia="es-AR"/>
+        </w:rPr>
+        <w:t>&lt;</w:t>
+      </w:r>
+      <w:proofErr w:type="spellStart"/>
+      <w:r>
+        <w:rPr>
+          <w:lang w:eastAsia="es-AR"/>
+        </w:rPr>
+        <w:t>GrillaDiaRangoHorarioDto</w:t>
+      </w:r>
+      <w:proofErr w:type="spellEnd"/>
+      <w:r>
+        <w:rPr>
+          <w:lang w:eastAsia="es-AR"/>
+        </w:rPr>
+        <w:t xml:space="preserve">&gt; → Front: Se arman 2 grillas y 1 Form. una grilla arriba tiene una navegación de botones, estos botones tienen los días de la semana, en la Grilla se carga los Rango Horarios del día indicado en el botón (por defecto, el día actual). La otra grilla se </w:t>
+      </w:r>
+      <w:proofErr w:type="gramStart"/>
+      <w:r>
+        <w:rPr>
+          <w:lang w:eastAsia="es-AR"/>
+        </w:rPr>
+        <w:t>encontrara</w:t>
+      </w:r>
+      <w:proofErr w:type="gramEnd"/>
+      <w:r>
+        <w:rPr>
+          <w:lang w:eastAsia="es-AR"/>
+        </w:rPr>
+        <w:t xml:space="preserve"> a la derecha de la anterior y </w:t>
+      </w:r>
+      <w:proofErr w:type="spellStart"/>
+      <w:r>
+        <w:rPr>
+          <w:lang w:eastAsia="es-AR"/>
+        </w:rPr>
+        <w:t>tendra</w:t>
+      </w:r>
+      <w:proofErr w:type="spellEnd"/>
+      <w:r>
+        <w:rPr>
+          <w:lang w:eastAsia="es-AR"/>
+        </w:rPr>
+        <w:t xml:space="preserve"> los Entrenadores que ya fueron asignados en ese rango horario para ese </w:t>
+      </w:r>
+      <w:proofErr w:type="spellStart"/>
+      <w:r>
+        <w:rPr>
+          <w:lang w:eastAsia="es-AR"/>
+        </w:rPr>
+        <w:t>dia</w:t>
+      </w:r>
+      <w:proofErr w:type="spellEnd"/>
+      <w:r>
+        <w:rPr>
+          <w:lang w:eastAsia="es-AR"/>
+        </w:rPr>
+        <w:t xml:space="preserve"> (No mostrar Observaciones en la columna de la grilla solo Nombre + Apellido). El Form estará a la izquierda de la primera grilla y en este se </w:t>
+      </w:r>
+      <w:proofErr w:type="gramStart"/>
+      <w:r>
+        <w:rPr>
+          <w:lang w:eastAsia="es-AR"/>
+        </w:rPr>
+        <w:t>cargaran</w:t>
+      </w:r>
+      <w:proofErr w:type="gramEnd"/>
+      <w:r>
+        <w:rPr>
+          <w:lang w:eastAsia="es-AR"/>
+        </w:rPr>
+        <w:t xml:space="preserve"> los datos de la fila </w:t>
+      </w:r>
+      <w:proofErr w:type="spellStart"/>
+      <w:r>
+        <w:rPr>
+          <w:lang w:eastAsia="es-AR"/>
+        </w:rPr>
+        <w:t>selecionada</w:t>
+      </w:r>
+      <w:proofErr w:type="spellEnd"/>
+      <w:r>
+        <w:rPr>
+          <w:lang w:eastAsia="es-AR"/>
+        </w:rPr>
+        <w:t xml:space="preserve"> de la primera grilla a </w:t>
+      </w:r>
+      <w:proofErr w:type="spellStart"/>
+      <w:r>
+        <w:rPr>
+          <w:lang w:eastAsia="es-AR"/>
+        </w:rPr>
+        <w:t>traves</w:t>
+      </w:r>
+      <w:proofErr w:type="spellEnd"/>
+      <w:r>
+        <w:rPr>
+          <w:lang w:eastAsia="es-AR"/>
+        </w:rPr>
+        <w:t xml:space="preserve"> de un radio </w:t>
+      </w:r>
+      <w:proofErr w:type="spellStart"/>
+      <w:r>
+        <w:rPr>
+          <w:lang w:eastAsia="es-AR"/>
+        </w:rPr>
+        <w:t>button</w:t>
+      </w:r>
+      <w:proofErr w:type="spellEnd"/>
+      <w:r>
+        <w:rPr>
+          <w:lang w:eastAsia="es-AR"/>
+        </w:rPr>
+        <w:t xml:space="preserve"> que </w:t>
+      </w:r>
+      <w:proofErr w:type="spellStart"/>
+      <w:r>
+        <w:rPr>
+          <w:lang w:eastAsia="es-AR"/>
+        </w:rPr>
+        <w:t>tendra</w:t>
+      </w:r>
+      <w:proofErr w:type="spellEnd"/>
+      <w:r>
+        <w:rPr>
+          <w:lang w:eastAsia="es-AR"/>
+        </w:rPr>
+        <w:t xml:space="preserve"> la grilla → Usuario: selecciona un rango horario para asignarle Entrenador/es, Desactivar/Activar el rango horario.</w:t>
+      </w:r>
+    </w:p>
+    <w:p>
+      <w:pPr>
+        <w:pStyle w:val="Prrafodelista"/>
+        <w:numPr>
+          <w:ilvl w:val="0"/>
+          <w:numId w:val="9"/>
+        </w:numPr>
+        <w:tabs>
+          <w:tab w:val="left" w:pos="916"/>
+          <w:tab w:val="left" w:pos="1832"/>
+          <w:tab w:val="left" w:pos="2748"/>
+          <w:tab w:val="left" w:pos="3664"/>
+          <w:tab w:val="left" w:pos="4580"/>
+          <w:tab w:val="left" w:pos="5496"/>
+          <w:tab w:val="left" w:pos="6412"/>
+          <w:tab w:val="left" w:pos="7328"/>
+          <w:tab w:val="left" w:pos="8244"/>
+          <w:tab w:val="left" w:pos="9160"/>
+          <w:tab w:val="left" w:pos="10076"/>
+          <w:tab w:val="left" w:pos="10992"/>
+          <w:tab w:val="left" w:pos="11908"/>
+          <w:tab w:val="left" w:pos="12824"/>
+          <w:tab w:val="left" w:pos="13740"/>
+          <w:tab w:val="left" w:pos="14656"/>
+        </w:tabs>
+        <w:rPr>
+          <w:lang w:eastAsia="es-AR"/>
+        </w:rPr>
+      </w:pPr>
+      <w:r>
+        <w:rPr>
+          <w:strike/>
+          <w:lang w:eastAsia="es-AR"/>
+        </w:rPr>
+        <w:t>[</w:t>
+      </w:r>
+      <w:proofErr w:type="spellStart"/>
+      <w:r>
+        <w:rPr>
+          <w:strike/>
+          <w:lang w:eastAsia="es-AR"/>
+        </w:rPr>
+        <w:t>Authorize</w:t>
+      </w:r>
+      <w:proofErr w:type="spellEnd"/>
+      <w:r>
+        <w:rPr>
+          <w:strike/>
+          <w:lang w:eastAsia="es-AR"/>
+        </w:rPr>
+        <w:t>] GET api/</w:t>
+      </w:r>
+      <w:proofErr w:type="spellStart"/>
+      <w:r>
+        <w:rPr>
+          <w:strike/>
+          <w:lang w:eastAsia="es-AR"/>
+        </w:rPr>
+        <w:t>PersonaResponsable</w:t>
+      </w:r>
+      <w:proofErr w:type="spellEnd"/>
+      <w:r>
+        <w:rPr>
+          <w:strike/>
+          <w:lang w:eastAsia="es-AR"/>
+        </w:rPr>
+        <w:t>/entrenadores</w:t>
+      </w:r>
+      <w:r>
+        <w:rPr>
+          <w:lang w:eastAsia="es-AR"/>
+        </w:rPr>
+        <w:t xml:space="preserve"> → RES: </w:t>
+      </w:r>
+      <w:proofErr w:type="spellStart"/>
+      <w:r>
+        <w:rPr>
+          <w:lang w:eastAsia="es-AR"/>
+        </w:rPr>
+        <w:t>IEnumerable</w:t>
+      </w:r>
+      <w:proofErr w:type="spellEnd"/>
+      <w:r>
+        <w:rPr>
+          <w:lang w:eastAsia="es-AR"/>
+        </w:rPr>
+        <w:t>&lt;</w:t>
+      </w:r>
+      <w:proofErr w:type="spellStart"/>
+      <w:r>
+        <w:rPr>
+          <w:lang w:eastAsia="es-AR"/>
+        </w:rPr>
+        <w:t>EntrenadorDto</w:t>
+      </w:r>
+      <w:proofErr w:type="spellEnd"/>
+      <w:r>
+        <w:rPr>
+          <w:lang w:eastAsia="es-AR"/>
+        </w:rPr>
+        <w:t xml:space="preserve">&gt; → Front: se arma un </w:t>
+      </w:r>
+      <w:proofErr w:type="spellStart"/>
+      <w:r>
+        <w:rPr>
+          <w:lang w:eastAsia="es-AR"/>
+        </w:rPr>
+        <w:t>select</w:t>
+      </w:r>
+      <w:proofErr w:type="spellEnd"/>
+      <w:r>
+        <w:rPr>
+          <w:lang w:eastAsia="es-AR"/>
+        </w:rPr>
+        <w:t xml:space="preserve"> box/</w:t>
+      </w:r>
+      <w:proofErr w:type="spellStart"/>
+      <w:r>
+        <w:rPr>
+          <w:lang w:eastAsia="es-AR"/>
+        </w:rPr>
+        <w:t>dropdown</w:t>
+      </w:r>
+      <w:proofErr w:type="spellEnd"/>
+      <w:r>
+        <w:rPr>
+          <w:lang w:eastAsia="es-AR"/>
+        </w:rPr>
+        <w:t xml:space="preserve"> en el </w:t>
+      </w:r>
+      <w:proofErr w:type="spellStart"/>
+      <w:r>
+        <w:rPr>
+          <w:lang w:eastAsia="es-AR"/>
+        </w:rPr>
+        <w:t>form</w:t>
+      </w:r>
+      <w:proofErr w:type="spellEnd"/>
+      <w:r>
+        <w:rPr>
+          <w:lang w:eastAsia="es-AR"/>
+        </w:rPr>
+        <w:t xml:space="preserve"> que contiene una lista de entrenadores con Nombre + Apellido obtenido de </w:t>
+      </w:r>
+      <w:proofErr w:type="spellStart"/>
+      <w:r>
+        <w:rPr>
+          <w:lang w:eastAsia="es-AR"/>
+        </w:rPr>
+        <w:t>EntrenadorDto</w:t>
+      </w:r>
+      <w:proofErr w:type="spellEnd"/>
+      <w:r>
+        <w:rPr>
+          <w:lang w:eastAsia="es-AR"/>
+        </w:rPr>
+        <w:t xml:space="preserve"> para asignar su </w:t>
+      </w:r>
+      <w:proofErr w:type="spellStart"/>
+      <w:r>
+        <w:rPr>
+          <w:lang w:eastAsia="es-AR"/>
+        </w:rPr>
+        <w:t>IdUsuario</w:t>
+      </w:r>
+      <w:proofErr w:type="spellEnd"/>
+      <w:r>
+        <w:rPr>
+          <w:lang w:eastAsia="es-AR"/>
+        </w:rPr>
+        <w:t xml:space="preserve"> a </w:t>
+      </w:r>
+      <w:proofErr w:type="spellStart"/>
+      <w:r>
+        <w:rPr>
+          <w:lang w:eastAsia="es-AR"/>
+        </w:rPr>
+        <w:t>DiaRangoHorarioResponsableInsertDto</w:t>
+      </w:r>
+      <w:proofErr w:type="spellEnd"/>
+      <w:r>
+        <w:rPr>
+          <w:lang w:eastAsia="es-AR"/>
+        </w:rPr>
+        <w:t>.</w:t>
+      </w:r>
+    </w:p>
+    <w:p>
+      <w:pPr>
+        <w:pStyle w:val="Prrafodelista"/>
+        <w:numPr>
+          <w:ilvl w:val="0"/>
+          <w:numId w:val="9"/>
+        </w:numPr>
+        <w:tabs>
+          <w:tab w:val="left" w:pos="916"/>
+          <w:tab w:val="left" w:pos="1832"/>
+          <w:tab w:val="left" w:pos="2748"/>
+          <w:tab w:val="left" w:pos="3664"/>
+          <w:tab w:val="left" w:pos="4580"/>
+          <w:tab w:val="left" w:pos="5496"/>
+          <w:tab w:val="left" w:pos="6412"/>
+          <w:tab w:val="left" w:pos="7328"/>
+          <w:tab w:val="left" w:pos="8244"/>
+          <w:tab w:val="left" w:pos="9160"/>
+          <w:tab w:val="left" w:pos="10076"/>
+          <w:tab w:val="left" w:pos="10992"/>
+          <w:tab w:val="left" w:pos="11908"/>
+          <w:tab w:val="left" w:pos="12824"/>
+          <w:tab w:val="left" w:pos="13740"/>
+          <w:tab w:val="left" w:pos="14656"/>
+        </w:tabs>
+        <w:rPr>
+          <w:lang w:eastAsia="es-AR"/>
+        </w:rPr>
+      </w:pPr>
+      <w:r>
+        <w:rPr>
+          <w:strike/>
+          <w:lang w:eastAsia="es-AR"/>
+        </w:rPr>
+        <w:t>POST api/</w:t>
+      </w:r>
+      <w:proofErr w:type="spellStart"/>
+      <w:r>
+        <w:rPr>
+          <w:strike/>
+          <w:lang w:eastAsia="es-AR"/>
+        </w:rPr>
+        <w:t>DiaRangoHorario</w:t>
+      </w:r>
+      <w:proofErr w:type="spellEnd"/>
+      <w:r>
+        <w:rPr>
+          <w:strike/>
+          <w:lang w:eastAsia="es-AR"/>
+        </w:rPr>
+        <w:t>/asignar-responsable</w:t>
+      </w:r>
+      <w:r>
+        <w:rPr>
+          <w:lang w:eastAsia="es-AR"/>
+        </w:rPr>
+        <w:t xml:space="preserve"> → REQ: </w:t>
+      </w:r>
+      <w:proofErr w:type="spellStart"/>
+      <w:r>
+        <w:rPr>
+          <w:lang w:eastAsia="es-AR"/>
+        </w:rPr>
+        <w:t>DiaRangoHorarioResponsableInsertDto</w:t>
+      </w:r>
+      <w:proofErr w:type="spellEnd"/>
+      <w:r>
+        <w:rPr>
+          <w:lang w:eastAsia="es-AR"/>
+        </w:rPr>
+        <w:t xml:space="preserve"> → Front: Botón Guardar que al hacerle clic se asigna un entrenador a un </w:t>
+      </w:r>
+      <w:proofErr w:type="spellStart"/>
+      <w:r>
+        <w:rPr>
+          <w:lang w:eastAsia="es-AR"/>
+        </w:rPr>
+        <w:t>dia</w:t>
+      </w:r>
+      <w:proofErr w:type="spellEnd"/>
+      <w:r>
+        <w:rPr>
+          <w:lang w:eastAsia="es-AR"/>
+        </w:rPr>
+        <w:t xml:space="preserve"> rango horario específico a partir de lo </w:t>
+      </w:r>
+      <w:proofErr w:type="spellStart"/>
+      <w:r>
+        <w:rPr>
+          <w:lang w:eastAsia="es-AR"/>
+        </w:rPr>
+        <w:t>selecioado</w:t>
+      </w:r>
+      <w:proofErr w:type="spellEnd"/>
+      <w:r>
+        <w:rPr>
+          <w:lang w:eastAsia="es-AR"/>
+        </w:rPr>
+        <w:t xml:space="preserve"> en la grilla y completado en el </w:t>
+      </w:r>
+      <w:proofErr w:type="spellStart"/>
+      <w:r>
+        <w:rPr>
+          <w:lang w:eastAsia="es-AR"/>
+        </w:rPr>
+        <w:t>form</w:t>
+      </w:r>
+      <w:proofErr w:type="spellEnd"/>
+      <w:r>
+        <w:rPr>
+          <w:lang w:eastAsia="es-AR"/>
+        </w:rPr>
+        <w:t xml:space="preserve">→ Policy: </w:t>
+      </w:r>
+      <w:proofErr w:type="spellStart"/>
+      <w:r>
+        <w:rPr>
+          <w:lang w:eastAsia="es-AR"/>
+        </w:rPr>
+        <w:t>ModificarDiaRangoHorario</w:t>
+      </w:r>
+      <w:proofErr w:type="spellEnd"/>
+      <w:r>
+        <w:rPr>
+          <w:lang w:eastAsia="es-AR"/>
+        </w:rPr>
+        <w:t>.</w:t>
+      </w:r>
+    </w:p>
+    <w:p>
+      <w:pPr>
+        <w:pStyle w:val="Prrafodelista"/>
+        <w:numPr>
+          <w:ilvl w:val="0"/>
+          <w:numId w:val="9"/>
+        </w:numPr>
+        <w:tabs>
+          <w:tab w:val="left" w:pos="916"/>
+          <w:tab w:val="left" w:pos="1832"/>
+          <w:tab w:val="left" w:pos="2748"/>
+          <w:tab w:val="left" w:pos="3664"/>
+          <w:tab w:val="left" w:pos="4580"/>
+          <w:tab w:val="left" w:pos="5496"/>
+          <w:tab w:val="left" w:pos="6412"/>
+          <w:tab w:val="left" w:pos="7328"/>
+          <w:tab w:val="left" w:pos="8244"/>
+          <w:tab w:val="left" w:pos="9160"/>
+          <w:tab w:val="left" w:pos="10076"/>
+          <w:tab w:val="left" w:pos="10992"/>
+          <w:tab w:val="left" w:pos="11908"/>
+          <w:tab w:val="left" w:pos="12824"/>
+          <w:tab w:val="left" w:pos="13740"/>
+          <w:tab w:val="left" w:pos="14656"/>
+        </w:tabs>
+        <w:rPr>
+          <w:lang w:eastAsia="es-AR"/>
+        </w:rPr>
+      </w:pPr>
+      <w:r>
+        <w:rPr>
+          <w:strike/>
+          <w:lang w:eastAsia="es-AR"/>
+        </w:rPr>
+        <w:lastRenderedPageBreak/>
+        <w:t>PATCH api/</w:t>
+      </w:r>
+      <w:proofErr w:type="spellStart"/>
+      <w:r>
+        <w:rPr>
+          <w:strike/>
+          <w:lang w:eastAsia="es-AR"/>
+        </w:rPr>
+        <w:t>DiaRangoHorario</w:t>
+      </w:r>
+      <w:proofErr w:type="spellEnd"/>
+      <w:r>
+        <w:rPr>
+          <w:strike/>
+          <w:lang w:eastAsia="es-AR"/>
+        </w:rPr>
+        <w:t>/cambiar-estado/{</w:t>
+      </w:r>
+      <w:proofErr w:type="spellStart"/>
+      <w:r>
+        <w:rPr>
+          <w:strike/>
+          <w:lang w:eastAsia="es-AR"/>
+        </w:rPr>
+        <w:t>IdDiaRangoHorario</w:t>
+      </w:r>
+      <w:proofErr w:type="spellEnd"/>
+      <w:r>
+        <w:rPr>
+          <w:strike/>
+          <w:lang w:eastAsia="es-AR"/>
+        </w:rPr>
+        <w:t>}</w:t>
+      </w:r>
+      <w:r>
+        <w:rPr>
+          <w:lang w:eastAsia="es-AR"/>
+        </w:rPr>
+        <w:t xml:space="preserve"> → REQ: </w:t>
+      </w:r>
+      <w:proofErr w:type="spellStart"/>
+      <w:r>
+        <w:rPr>
+          <w:lang w:eastAsia="es-AR"/>
+        </w:rPr>
+        <w:t>DiaRangoHorarioUpdateDto</w:t>
+      </w:r>
+      <w:proofErr w:type="spellEnd"/>
+      <w:r>
+        <w:rPr>
+          <w:lang w:eastAsia="es-AR"/>
+        </w:rPr>
+        <w:t xml:space="preserve"> → Front: En el </w:t>
+      </w:r>
+      <w:proofErr w:type="spellStart"/>
+      <w:r>
+        <w:rPr>
+          <w:lang w:eastAsia="es-AR"/>
+        </w:rPr>
+        <w:t>form</w:t>
+      </w:r>
+      <w:proofErr w:type="spellEnd"/>
+      <w:r>
+        <w:rPr>
+          <w:lang w:eastAsia="es-AR"/>
+        </w:rPr>
+        <w:t xml:space="preserve"> va a haber un Switch </w:t>
+      </w:r>
+      <w:proofErr w:type="spellStart"/>
+      <w:r>
+        <w:rPr>
+          <w:lang w:eastAsia="es-AR"/>
+        </w:rPr>
+        <w:t>button</w:t>
+      </w:r>
+      <w:proofErr w:type="spellEnd"/>
+      <w:r>
+        <w:rPr>
+          <w:lang w:eastAsia="es-AR"/>
+        </w:rPr>
+        <w:t xml:space="preserve"> para activar o desactivar un rango horario y otro campo para establecer un cupo máximo, cuando se hace clic en "Guardar" se usa este </w:t>
+      </w:r>
+      <w:proofErr w:type="spellStart"/>
+      <w:r>
+        <w:rPr>
+          <w:lang w:eastAsia="es-AR"/>
+        </w:rPr>
+        <w:t>endpoint</w:t>
+      </w:r>
+      <w:proofErr w:type="spellEnd"/>
+      <w:r>
+        <w:rPr>
+          <w:lang w:eastAsia="es-AR"/>
+        </w:rPr>
+        <w:t xml:space="preserve"> para mandar </w:t>
+      </w:r>
+      <w:proofErr w:type="spellStart"/>
+      <w:r>
+        <w:rPr>
+          <w:lang w:eastAsia="es-AR"/>
+        </w:rPr>
+        <w:t>DiaRangoHorarioUpdateDto</w:t>
+      </w:r>
+      <w:proofErr w:type="spellEnd"/>
+      <w:r>
+        <w:rPr>
+          <w:lang w:eastAsia="es-AR"/>
+        </w:rPr>
+        <w:t xml:space="preserve"> → Policy: </w:t>
+      </w:r>
+      <w:proofErr w:type="spellStart"/>
+      <w:r>
+        <w:rPr>
+          <w:lang w:eastAsia="es-AR"/>
+        </w:rPr>
+        <w:t>ModificarDiaRangoHorario</w:t>
+      </w:r>
+      <w:proofErr w:type="spellEnd"/>
+      <w:r>
+        <w:rPr>
+          <w:lang w:eastAsia="es-AR"/>
+        </w:rPr>
+        <w:t>.</w:t>
+      </w:r>
+    </w:p>
+    <w:p>
+      <w:pPr>
+        <w:pStyle w:val="Prrafodelista"/>
+        <w:numPr>
+          <w:ilvl w:val="0"/>
+          <w:numId w:val="9"/>
+        </w:numPr>
+        <w:tabs>
+          <w:tab w:val="left" w:pos="916"/>
+          <w:tab w:val="left" w:pos="1832"/>
+          <w:tab w:val="left" w:pos="2748"/>
+          <w:tab w:val="left" w:pos="3664"/>
+          <w:tab w:val="left" w:pos="4580"/>
+          <w:tab w:val="left" w:pos="5496"/>
+          <w:tab w:val="left" w:pos="6412"/>
+          <w:tab w:val="left" w:pos="7328"/>
+          <w:tab w:val="left" w:pos="8244"/>
+          <w:tab w:val="left" w:pos="9160"/>
+          <w:tab w:val="left" w:pos="10076"/>
+          <w:tab w:val="left" w:pos="10992"/>
+          <w:tab w:val="left" w:pos="11908"/>
+          <w:tab w:val="left" w:pos="12824"/>
+          <w:tab w:val="left" w:pos="13740"/>
+          <w:tab w:val="left" w:pos="14656"/>
+        </w:tabs>
+        <w:rPr>
+          <w:lang w:eastAsia="es-AR"/>
+        </w:rPr>
+      </w:pPr>
+      <w:r>
+        <w:rPr>
+          <w:strike/>
+          <w:lang w:eastAsia="es-AR"/>
+        </w:rPr>
+        <w:t>DELETE api/</w:t>
+      </w:r>
+      <w:proofErr w:type="spellStart"/>
+      <w:r>
+        <w:rPr>
+          <w:strike/>
+          <w:lang w:eastAsia="es-AR"/>
+        </w:rPr>
+        <w:t>DiaRangoHorario</w:t>
+      </w:r>
+      <w:proofErr w:type="spellEnd"/>
+      <w:r>
+        <w:rPr>
+          <w:strike/>
+          <w:lang w:eastAsia="es-AR"/>
+        </w:rPr>
+        <w:t>/quitar-responsable</w:t>
+      </w:r>
+      <w:r>
+        <w:rPr>
+          <w:lang w:eastAsia="es-AR"/>
+        </w:rPr>
+        <w:t xml:space="preserve"> → REQ: </w:t>
+      </w:r>
+      <w:proofErr w:type="spellStart"/>
+      <w:r>
+        <w:rPr>
+          <w:lang w:eastAsia="es-AR"/>
+        </w:rPr>
+        <w:t>DiaRangoHorarioResponsableDeleteDto</w:t>
+      </w:r>
+      <w:proofErr w:type="spellEnd"/>
+      <w:r>
+        <w:rPr>
+          <w:lang w:eastAsia="es-AR"/>
+        </w:rPr>
+        <w:t xml:space="preserve"> → Front: </w:t>
+      </w:r>
+      <w:proofErr w:type="spellStart"/>
+      <w:r>
+        <w:rPr>
+          <w:lang w:eastAsia="es-AR"/>
+        </w:rPr>
+        <w:t>Boton</w:t>
+      </w:r>
+      <w:proofErr w:type="spellEnd"/>
+      <w:r>
+        <w:rPr>
+          <w:lang w:eastAsia="es-AR"/>
+        </w:rPr>
+        <w:t xml:space="preserve"> de eliminación en el </w:t>
+      </w:r>
+      <w:proofErr w:type="spellStart"/>
+      <w:r>
+        <w:rPr>
+          <w:lang w:eastAsia="es-AR"/>
+        </w:rPr>
+        <w:t>grid</w:t>
+      </w:r>
+      <w:proofErr w:type="spellEnd"/>
+      <w:r>
+        <w:rPr>
+          <w:lang w:eastAsia="es-AR"/>
+        </w:rPr>
+        <w:t xml:space="preserve"> de entrenadores asignados a rangos horarios en </w:t>
+      </w:r>
+      <w:proofErr w:type="spellStart"/>
+      <w:r>
+        <w:rPr>
+          <w:lang w:eastAsia="es-AR"/>
+        </w:rPr>
+        <w:t>dia</w:t>
+      </w:r>
+      <w:proofErr w:type="spellEnd"/>
+      <w:r>
+        <w:rPr>
+          <w:lang w:eastAsia="es-AR"/>
+        </w:rPr>
+        <w:t xml:space="preserve"> para quitar un específico → Policy: </w:t>
       </w:r>
       <w:proofErr w:type="spellStart"/>
       <w:r>
@@ -2643,6 +3862,95 @@
     </w:lvl>
   </w:abstractNum>
   <w:abstractNum w:abstractNumId="4" w15:restartNumberingAfterBreak="0">
+    <w:nsid w:val="5CEE72C6"/>
+    <w:multiLevelType w:val="hybridMultilevel"/>
+    <w:tmpl w:val="FA869570"/>
+    <w:lvl w:ilvl="0" w:tplc="2C0A000F">
+      <w:start w:val="1"/>
+      <w:numFmt w:val="decimal"/>
+      <w:lvlText w:val="%1."/>
+      <w:lvlJc w:val="left"/>
+      <w:pPr>
+        <w:ind w:left="720" w:hanging="360"/>
+      </w:pPr>
+      <w:rPr>
+        <w:rFonts w:hint="default"/>
+      </w:rPr>
+    </w:lvl>
+    <w:lvl w:ilvl="1" w:tplc="2C0A0019" w:tentative="1">
+      <w:start w:val="1"/>
+      <w:numFmt w:val="lowerLetter"/>
+      <w:lvlText w:val="%2."/>
+      <w:lvlJc w:val="left"/>
+      <w:pPr>
+        <w:ind w:left="1440" w:hanging="360"/>
+      </w:pPr>
+    </w:lvl>
+    <w:lvl w:ilvl="2" w:tplc="2C0A001B" w:tentative="1">
+      <w:start w:val="1"/>
+      <w:numFmt w:val="lowerRoman"/>
+      <w:lvlText w:val="%3."/>
+      <w:lvlJc w:val="right"/>
+      <w:pPr>
+        <w:ind w:left="2160" w:hanging="180"/>
+      </w:pPr>
+    </w:lvl>
+    <w:lvl w:ilvl="3" w:tplc="2C0A000F" w:tentative="1">
+      <w:start w:val="1"/>
+      <w:numFmt w:val="decimal"/>
+      <w:lvlText w:val="%4."/>
+      <w:lvlJc w:val="left"/>
+      <w:pPr>
+        <w:ind w:left="2880" w:hanging="360"/>
+      </w:pPr>
+    </w:lvl>
+    <w:lvl w:ilvl="4" w:tplc="2C0A0019" w:tentative="1">
+      <w:start w:val="1"/>
+      <w:numFmt w:val="lowerLetter"/>
+      <w:lvlText w:val="%5."/>
+      <w:lvlJc w:val="left"/>
+      <w:pPr>
+        <w:ind w:left="3600" w:hanging="360"/>
+      </w:pPr>
+    </w:lvl>
+    <w:lvl w:ilvl="5" w:tplc="2C0A001B" w:tentative="1">
+      <w:start w:val="1"/>
+      <w:numFmt w:val="lowerRoman"/>
+      <w:lvlText w:val="%6."/>
+      <w:lvlJc w:val="right"/>
+      <w:pPr>
+        <w:ind w:left="4320" w:hanging="180"/>
+      </w:pPr>
+    </w:lvl>
+    <w:lvl w:ilvl="6" w:tplc="2C0A000F" w:tentative="1">
+      <w:start w:val="1"/>
+      <w:numFmt w:val="decimal"/>
+      <w:lvlText w:val="%7."/>
+      <w:lvlJc w:val="left"/>
+      <w:pPr>
+        <w:ind w:left="5040" w:hanging="360"/>
+      </w:pPr>
+    </w:lvl>
+    <w:lvl w:ilvl="7" w:tplc="2C0A0019" w:tentative="1">
+      <w:start w:val="1"/>
+      <w:numFmt w:val="lowerLetter"/>
+      <w:lvlText w:val="%8."/>
+      <w:lvlJc w:val="left"/>
+      <w:pPr>
+        <w:ind w:left="5760" w:hanging="360"/>
+      </w:pPr>
+    </w:lvl>
+    <w:lvl w:ilvl="8" w:tplc="2C0A001B" w:tentative="1">
+      <w:start w:val="1"/>
+      <w:numFmt w:val="lowerRoman"/>
+      <w:lvlText w:val="%9."/>
+      <w:lvlJc w:val="right"/>
+      <w:pPr>
+        <w:ind w:left="6480" w:hanging="180"/>
+      </w:pPr>
+    </w:lvl>
+  </w:abstractNum>
+  <w:abstractNum w:abstractNumId="5" w15:restartNumberingAfterBreak="0">
     <w:nsid w:val="68E84FB8"/>
     <w:multiLevelType w:val="hybridMultilevel"/>
     <w:tmpl w:val="11EE16BA"/>
@@ -2731,7 +4039,93 @@
       </w:pPr>
     </w:lvl>
   </w:abstractNum>
-  <w:abstractNum w:abstractNumId="5" w15:restartNumberingAfterBreak="0">
+  <w:abstractNum w:abstractNumId="6" w15:restartNumberingAfterBreak="0">
+    <w:nsid w:val="744E14ED"/>
+    <w:multiLevelType w:val="hybridMultilevel"/>
+    <w:tmpl w:val="02CCC07C"/>
+    <w:lvl w:ilvl="0" w:tplc="2C0A000F">
+      <w:start w:val="1"/>
+      <w:numFmt w:val="decimal"/>
+      <w:lvlText w:val="%1."/>
+      <w:lvlJc w:val="left"/>
+      <w:pPr>
+        <w:ind w:left="720" w:hanging="360"/>
+      </w:pPr>
+    </w:lvl>
+    <w:lvl w:ilvl="1" w:tplc="2C0A0019" w:tentative="1">
+      <w:start w:val="1"/>
+      <w:numFmt w:val="lowerLetter"/>
+      <w:lvlText w:val="%2."/>
+      <w:lvlJc w:val="left"/>
+      <w:pPr>
+        <w:ind w:left="1440" w:hanging="360"/>
+      </w:pPr>
+    </w:lvl>
+    <w:lvl w:ilvl="2" w:tplc="2C0A001B" w:tentative="1">
+      <w:start w:val="1"/>
+      <w:numFmt w:val="lowerRoman"/>
+      <w:lvlText w:val="%3."/>
+      <w:lvlJc w:val="right"/>
+      <w:pPr>
+        <w:ind w:left="2160" w:hanging="180"/>
+      </w:pPr>
+    </w:lvl>
+    <w:lvl w:ilvl="3" w:tplc="2C0A000F" w:tentative="1">
+      <w:start w:val="1"/>
+      <w:numFmt w:val="decimal"/>
+      <w:lvlText w:val="%4."/>
+      <w:lvlJc w:val="left"/>
+      <w:pPr>
+        <w:ind w:left="2880" w:hanging="360"/>
+      </w:pPr>
+    </w:lvl>
+    <w:lvl w:ilvl="4" w:tplc="2C0A0019" w:tentative="1">
+      <w:start w:val="1"/>
+      <w:numFmt w:val="lowerLetter"/>
+      <w:lvlText w:val="%5."/>
+      <w:lvlJc w:val="left"/>
+      <w:pPr>
+        <w:ind w:left="3600" w:hanging="360"/>
+      </w:pPr>
+    </w:lvl>
+    <w:lvl w:ilvl="5" w:tplc="2C0A001B" w:tentative="1">
+      <w:start w:val="1"/>
+      <w:numFmt w:val="lowerRoman"/>
+      <w:lvlText w:val="%6."/>
+      <w:lvlJc w:val="right"/>
+      <w:pPr>
+        <w:ind w:left="4320" w:hanging="180"/>
+      </w:pPr>
+    </w:lvl>
+    <w:lvl w:ilvl="6" w:tplc="2C0A000F" w:tentative="1">
+      <w:start w:val="1"/>
+      <w:numFmt w:val="decimal"/>
+      <w:lvlText w:val="%7."/>
+      <w:lvlJc w:val="left"/>
+      <w:pPr>
+        <w:ind w:left="5040" w:hanging="360"/>
+      </w:pPr>
+    </w:lvl>
+    <w:lvl w:ilvl="7" w:tplc="2C0A0019" w:tentative="1">
+      <w:start w:val="1"/>
+      <w:numFmt w:val="lowerLetter"/>
+      <w:lvlText w:val="%8."/>
+      <w:lvlJc w:val="left"/>
+      <w:pPr>
+        <w:ind w:left="5760" w:hanging="360"/>
+      </w:pPr>
+    </w:lvl>
+    <w:lvl w:ilvl="8" w:tplc="2C0A001B" w:tentative="1">
+      <w:start w:val="1"/>
+      <w:numFmt w:val="lowerRoman"/>
+      <w:lvlText w:val="%9."/>
+      <w:lvlJc w:val="right"/>
+      <w:pPr>
+        <w:ind w:left="6480" w:hanging="180"/>
+      </w:pPr>
+    </w:lvl>
+  </w:abstractNum>
+  <w:abstractNum w:abstractNumId="7" w15:restartNumberingAfterBreak="0">
     <w:nsid w:val="74FF32B2"/>
     <w:multiLevelType w:val="hybridMultilevel"/>
     <w:tmpl w:val="5EA414A6"/>
@@ -2821,7 +4215,7 @@
       </w:pPr>
     </w:lvl>
   </w:abstractNum>
-  <w:abstractNum w:abstractNumId="6" w15:restartNumberingAfterBreak="0">
+  <w:abstractNum w:abstractNumId="8" w15:restartNumberingAfterBreak="0">
     <w:nsid w:val="7B9F49F8"/>
     <w:multiLevelType w:val="singleLevel"/>
     <w:tmpl w:val="068210A2"/>
@@ -2843,10 +4237,10 @@
     <w:abstractNumId w:val="2"/>
   </w:num>
   <w:num w:numId="3" w16cid:durableId="204756819">
-    <w:abstractNumId w:val="4"/>
+    <w:abstractNumId w:val="5"/>
   </w:num>
   <w:num w:numId="4" w16cid:durableId="776561334">
-    <w:abstractNumId w:val="5"/>
+    <w:abstractNumId w:val="7"/>
   </w:num>
   <w:num w:numId="5" w16cid:durableId="1705866948">
     <w:abstractNumId w:val="3"/>
@@ -2855,7 +4249,13 @@
     <w:abstractNumId w:val="1"/>
   </w:num>
   <w:num w:numId="7" w16cid:durableId="775637589">
+    <w:abstractNumId w:val="8"/>
+  </w:num>
+  <w:num w:numId="8" w16cid:durableId="514923941">
     <w:abstractNumId w:val="6"/>
+  </w:num>
+  <w:num w:numId="9" w16cid:durableId="549071964">
+    <w:abstractNumId w:val="4"/>
   </w:num>
 </w:numbering>
 </file>
@@ -3263,7 +4663,6 @@
   <w:style w:type="character" w:default="1" w:styleId="Fuentedeprrafopredeter">
     <w:name w:val="Default Paragraph Font"/>
     <w:uiPriority w:val="1"/>
-    <w:semiHidden/>
     <w:unhideWhenUsed/>
   </w:style>
   <w:style w:type="table" w:default="1" w:styleId="Tablanormal">
